--- a/downloads/SQL_Quiz_Questions.docx
+++ b/downloads/SQL_Quiz_Questions.docx
@@ -145,7 +145,23 @@
                 <w:rFonts w:ascii="NanumGothicCoding" w:eastAsia="NanumGothicCoding" w:hAnsi="NanumGothicCoding"/>
                 <w:sz w:val="16"/>
               </w:rPr>
-              <w:t>CREATE TABLE 데이터베이스 (</w:t>
+              <w:t xml:space="preserve">CREATE TABLE </w:t>
+            </w:r>
+            <w:proofErr w:type="spellStart"/>
+            <w:r>
+              <w:rPr>
+                <w:rFonts w:ascii="NanumGothicCoding" w:eastAsia="NanumGothicCoding" w:hAnsi="NanumGothicCoding"/>
+                <w:sz w:val="16"/>
+              </w:rPr>
+              <w:t>데이터베이스</w:t>
+            </w:r>
+            <w:proofErr w:type="spellEnd"/>
+            <w:r>
+              <w:rPr>
+                <w:rFonts w:ascii="NanumGothicCoding" w:eastAsia="NanumGothicCoding" w:hAnsi="NanumGothicCoding"/>
+                <w:sz w:val="16"/>
+              </w:rPr>
+              <w:t xml:space="preserve"> (</w:t>
             </w:r>
             <w:r>
               <w:rPr>
@@ -158,7 +174,39 @@
                 <w:rFonts w:ascii="NanumGothicCoding" w:eastAsia="NanumGothicCoding" w:hAnsi="NanumGothicCoding"/>
                 <w:sz w:val="16"/>
               </w:rPr>
-              <w:t xml:space="preserve">    고객아이디 VARCHAR(20),</w:t>
+              <w:t xml:space="preserve">    </w:t>
+            </w:r>
+            <w:proofErr w:type="spellStart"/>
+            <w:r>
+              <w:rPr>
+                <w:rFonts w:ascii="NanumGothicCoding" w:eastAsia="NanumGothicCoding" w:hAnsi="NanumGothicCoding"/>
+                <w:sz w:val="16"/>
+              </w:rPr>
+              <w:t>고객아이디</w:t>
+            </w:r>
+            <w:proofErr w:type="spellEnd"/>
+            <w:r>
+              <w:rPr>
+                <w:rFonts w:ascii="NanumGothicCoding" w:eastAsia="NanumGothicCoding" w:hAnsi="NanumGothicCoding"/>
+                <w:sz w:val="16"/>
+              </w:rPr>
+              <w:t xml:space="preserve"> </w:t>
+            </w:r>
+            <w:proofErr w:type="gramStart"/>
+            <w:r>
+              <w:rPr>
+                <w:rFonts w:ascii="NanumGothicCoding" w:eastAsia="NanumGothicCoding" w:hAnsi="NanumGothicCoding"/>
+                <w:sz w:val="16"/>
+              </w:rPr>
+              <w:t>VARCHAR(</w:t>
+            </w:r>
+            <w:proofErr w:type="gramEnd"/>
+            <w:r>
+              <w:rPr>
+                <w:rFonts w:ascii="NanumGothicCoding" w:eastAsia="NanumGothicCoding" w:hAnsi="NanumGothicCoding"/>
+                <w:sz w:val="16"/>
+              </w:rPr>
+              <w:t>20),</w:t>
             </w:r>
             <w:r>
               <w:rPr>
@@ -171,7 +219,39 @@
                 <w:rFonts w:ascii="NanumGothicCoding" w:eastAsia="NanumGothicCoding" w:hAnsi="NanumGothicCoding"/>
                 <w:sz w:val="16"/>
               </w:rPr>
-              <w:t xml:space="preserve">    강좌명 VARCHAR(20),</w:t>
+              <w:t xml:space="preserve">    </w:t>
+            </w:r>
+            <w:proofErr w:type="spellStart"/>
+            <w:r>
+              <w:rPr>
+                <w:rFonts w:ascii="NanumGothicCoding" w:eastAsia="NanumGothicCoding" w:hAnsi="NanumGothicCoding"/>
+                <w:sz w:val="16"/>
+              </w:rPr>
+              <w:t>강좌명</w:t>
+            </w:r>
+            <w:proofErr w:type="spellEnd"/>
+            <w:r>
+              <w:rPr>
+                <w:rFonts w:ascii="NanumGothicCoding" w:eastAsia="NanumGothicCoding" w:hAnsi="NanumGothicCoding"/>
+                <w:sz w:val="16"/>
+              </w:rPr>
+              <w:t xml:space="preserve"> </w:t>
+            </w:r>
+            <w:proofErr w:type="gramStart"/>
+            <w:r>
+              <w:rPr>
+                <w:rFonts w:ascii="NanumGothicCoding" w:eastAsia="NanumGothicCoding" w:hAnsi="NanumGothicCoding"/>
+                <w:sz w:val="16"/>
+              </w:rPr>
+              <w:t>VARCHAR(</w:t>
+            </w:r>
+            <w:proofErr w:type="gramEnd"/>
+            <w:r>
+              <w:rPr>
+                <w:rFonts w:ascii="NanumGothicCoding" w:eastAsia="NanumGothicCoding" w:hAnsi="NanumGothicCoding"/>
+                <w:sz w:val="16"/>
+              </w:rPr>
+              <w:t>20),</w:t>
             </w:r>
             <w:r>
               <w:rPr>
@@ -184,7 +264,39 @@
                 <w:rFonts w:ascii="NanumGothicCoding" w:eastAsia="NanumGothicCoding" w:hAnsi="NanumGothicCoding"/>
                 <w:sz w:val="16"/>
               </w:rPr>
-              <w:t xml:space="preserve">    강사번호 VARCHAR(10)</w:t>
+              <w:t xml:space="preserve">    </w:t>
+            </w:r>
+            <w:proofErr w:type="spellStart"/>
+            <w:r>
+              <w:rPr>
+                <w:rFonts w:ascii="NanumGothicCoding" w:eastAsia="NanumGothicCoding" w:hAnsi="NanumGothicCoding"/>
+                <w:sz w:val="16"/>
+              </w:rPr>
+              <w:t>강사번호</w:t>
+            </w:r>
+            <w:proofErr w:type="spellEnd"/>
+            <w:r>
+              <w:rPr>
+                <w:rFonts w:ascii="NanumGothicCoding" w:eastAsia="NanumGothicCoding" w:hAnsi="NanumGothicCoding"/>
+                <w:sz w:val="16"/>
+              </w:rPr>
+              <w:t xml:space="preserve"> </w:t>
+            </w:r>
+            <w:proofErr w:type="gramStart"/>
+            <w:r>
+              <w:rPr>
+                <w:rFonts w:ascii="NanumGothicCoding" w:eastAsia="NanumGothicCoding" w:hAnsi="NanumGothicCoding"/>
+                <w:sz w:val="16"/>
+              </w:rPr>
+              <w:t>VARCHAR(</w:t>
+            </w:r>
+            <w:proofErr w:type="gramEnd"/>
+            <w:r>
+              <w:rPr>
+                <w:rFonts w:ascii="NanumGothicCoding" w:eastAsia="NanumGothicCoding" w:hAnsi="NanumGothicCoding"/>
+                <w:sz w:val="16"/>
+              </w:rPr>
+              <w:t>10)</w:t>
             </w:r>
             <w:r>
               <w:rPr>
@@ -270,13 +382,29 @@
           <w:sz w:val="21"/>
           <w:lang w:eastAsia="ko-KR"/>
         </w:rPr>
-        <w:t xml:space="preserve">banana/기초독일/P002, </w:t>
-      </w:r>
+        <w:t>banana/</w:t>
+      </w:r>
+      <w:proofErr w:type="spellStart"/>
       <w:r>
         <w:rPr>
           <w:sz w:val="21"/>
           <w:lang w:eastAsia="ko-KR"/>
         </w:rPr>
+        <w:t>기초독일</w:t>
+      </w:r>
+      <w:proofErr w:type="spellEnd"/>
+      <w:r>
+        <w:rPr>
+          <w:sz w:val="21"/>
+          <w:lang w:eastAsia="ko-KR"/>
+        </w:rPr>
+        <w:t xml:space="preserve">/P002, </w:t>
+      </w:r>
+      <w:r>
+        <w:rPr>
+          <w:sz w:val="21"/>
+          <w:lang w:eastAsia="ko-KR"/>
+        </w:rPr>
         <w:br/>
       </w:r>
       <w:r>
@@ -298,13 +426,29 @@
           <w:sz w:val="21"/>
           <w:lang w:eastAsia="ko-KR"/>
         </w:rPr>
-        <w:t xml:space="preserve">carrot/기초독일/P004, </w:t>
-      </w:r>
+        <w:t>carrot/</w:t>
+      </w:r>
+      <w:proofErr w:type="spellStart"/>
       <w:r>
         <w:rPr>
           <w:sz w:val="21"/>
           <w:lang w:eastAsia="ko-KR"/>
         </w:rPr>
+        <w:t>기초독일</w:t>
+      </w:r>
+      <w:proofErr w:type="spellEnd"/>
+      <w:r>
+        <w:rPr>
+          <w:sz w:val="21"/>
+          <w:lang w:eastAsia="ko-KR"/>
+        </w:rPr>
+        <w:t xml:space="preserve">/P004, </w:t>
+      </w:r>
+      <w:r>
+        <w:rPr>
+          <w:sz w:val="21"/>
+          <w:lang w:eastAsia="ko-KR"/>
+        </w:rPr>
         <w:br/>
       </w:r>
       <w:r>
@@ -326,7 +470,23 @@
           <w:sz w:val="21"/>
           <w:lang w:eastAsia="ko-KR"/>
         </w:rPr>
-        <w:t>orange/기초독일/P004.</w:t>
+        <w:t>orange/</w:t>
+      </w:r>
+      <w:proofErr w:type="spellStart"/>
+      <w:r>
+        <w:rPr>
+          <w:sz w:val="21"/>
+          <w:lang w:eastAsia="ko-KR"/>
+        </w:rPr>
+        <w:t>기초독일</w:t>
+      </w:r>
+      <w:proofErr w:type="spellEnd"/>
+      <w:r>
+        <w:rPr>
+          <w:sz w:val="21"/>
+          <w:lang w:eastAsia="ko-KR"/>
+        </w:rPr>
+        <w:t>/P004.</w:t>
       </w:r>
     </w:p>
     <w:p>
@@ -426,7 +586,23 @@
                 <w:rFonts w:ascii="NanumGothicCoding" w:eastAsia="NanumGothicCoding" w:hAnsi="NanumGothicCoding"/>
                 <w:sz w:val="16"/>
               </w:rPr>
-              <w:t>CREATE TABLE 학과 (</w:t>
+              <w:t xml:space="preserve">CREATE TABLE </w:t>
+            </w:r>
+            <w:proofErr w:type="spellStart"/>
+            <w:r>
+              <w:rPr>
+                <w:rFonts w:ascii="NanumGothicCoding" w:eastAsia="NanumGothicCoding" w:hAnsi="NanumGothicCoding"/>
+                <w:sz w:val="16"/>
+              </w:rPr>
+              <w:t>학과</w:t>
+            </w:r>
+            <w:proofErr w:type="spellEnd"/>
+            <w:r>
+              <w:rPr>
+                <w:rFonts w:ascii="NanumGothicCoding" w:eastAsia="NanumGothicCoding" w:hAnsi="NanumGothicCoding"/>
+                <w:sz w:val="16"/>
+              </w:rPr>
+              <w:t xml:space="preserve"> (</w:t>
             </w:r>
             <w:r>
               <w:rPr>
@@ -439,7 +615,39 @@
                 <w:rFonts w:ascii="NanumGothicCoding" w:eastAsia="NanumGothicCoding" w:hAnsi="NanumGothicCoding"/>
                 <w:sz w:val="16"/>
               </w:rPr>
-              <w:t xml:space="preserve">    학과명 VARCHAR(20),</w:t>
+              <w:t xml:space="preserve">    </w:t>
+            </w:r>
+            <w:proofErr w:type="spellStart"/>
+            <w:r>
+              <w:rPr>
+                <w:rFonts w:ascii="NanumGothicCoding" w:eastAsia="NanumGothicCoding" w:hAnsi="NanumGothicCoding"/>
+                <w:sz w:val="16"/>
+              </w:rPr>
+              <w:t>학과명</w:t>
+            </w:r>
+            <w:proofErr w:type="spellEnd"/>
+            <w:r>
+              <w:rPr>
+                <w:rFonts w:ascii="NanumGothicCoding" w:eastAsia="NanumGothicCoding" w:hAnsi="NanumGothicCoding"/>
+                <w:sz w:val="16"/>
+              </w:rPr>
+              <w:t xml:space="preserve"> </w:t>
+            </w:r>
+            <w:proofErr w:type="gramStart"/>
+            <w:r>
+              <w:rPr>
+                <w:rFonts w:ascii="NanumGothicCoding" w:eastAsia="NanumGothicCoding" w:hAnsi="NanumGothicCoding"/>
+                <w:sz w:val="16"/>
+              </w:rPr>
+              <w:t>VARCHAR(</w:t>
+            </w:r>
+            <w:proofErr w:type="gramEnd"/>
+            <w:r>
+              <w:rPr>
+                <w:rFonts w:ascii="NanumGothicCoding" w:eastAsia="NanumGothicCoding" w:hAnsi="NanumGothicCoding"/>
+                <w:sz w:val="16"/>
+              </w:rPr>
+              <w:t>20),</w:t>
             </w:r>
             <w:r>
               <w:rPr>
@@ -452,7 +660,39 @@
                 <w:rFonts w:ascii="NanumGothicCoding" w:eastAsia="NanumGothicCoding" w:hAnsi="NanumGothicCoding"/>
                 <w:sz w:val="16"/>
               </w:rPr>
-              <w:t xml:space="preserve">    전화번호 VARCHAR(20) PRIMARY KEY,</w:t>
+              <w:t xml:space="preserve">    </w:t>
+            </w:r>
+            <w:proofErr w:type="spellStart"/>
+            <w:r>
+              <w:rPr>
+                <w:rFonts w:ascii="NanumGothicCoding" w:eastAsia="NanumGothicCoding" w:hAnsi="NanumGothicCoding"/>
+                <w:sz w:val="16"/>
+              </w:rPr>
+              <w:t>전화번호</w:t>
+            </w:r>
+            <w:proofErr w:type="spellEnd"/>
+            <w:r>
+              <w:rPr>
+                <w:rFonts w:ascii="NanumGothicCoding" w:eastAsia="NanumGothicCoding" w:hAnsi="NanumGothicCoding"/>
+                <w:sz w:val="16"/>
+              </w:rPr>
+              <w:t xml:space="preserve"> </w:t>
+            </w:r>
+            <w:proofErr w:type="gramStart"/>
+            <w:r>
+              <w:rPr>
+                <w:rFonts w:ascii="NanumGothicCoding" w:eastAsia="NanumGothicCoding" w:hAnsi="NanumGothicCoding"/>
+                <w:sz w:val="16"/>
+              </w:rPr>
+              <w:t>VARCHAR(</w:t>
+            </w:r>
+            <w:proofErr w:type="gramEnd"/>
+            <w:r>
+              <w:rPr>
+                <w:rFonts w:ascii="NanumGothicCoding" w:eastAsia="NanumGothicCoding" w:hAnsi="NanumGothicCoding"/>
+                <w:sz w:val="16"/>
+              </w:rPr>
+              <w:t>20) PRIMARY KEY,</w:t>
             </w:r>
             <w:r>
               <w:rPr>
@@ -465,7 +705,39 @@
                 <w:rFonts w:ascii="NanumGothicCoding" w:eastAsia="NanumGothicCoding" w:hAnsi="NanumGothicCoding"/>
                 <w:sz w:val="16"/>
               </w:rPr>
-              <w:t xml:space="preserve">    위치 VARCHAR(20)</w:t>
+              <w:t xml:space="preserve">    </w:t>
+            </w:r>
+            <w:proofErr w:type="spellStart"/>
+            <w:r>
+              <w:rPr>
+                <w:rFonts w:ascii="NanumGothicCoding" w:eastAsia="NanumGothicCoding" w:hAnsi="NanumGothicCoding"/>
+                <w:sz w:val="16"/>
+              </w:rPr>
+              <w:t>위치</w:t>
+            </w:r>
+            <w:proofErr w:type="spellEnd"/>
+            <w:r>
+              <w:rPr>
+                <w:rFonts w:ascii="NanumGothicCoding" w:eastAsia="NanumGothicCoding" w:hAnsi="NanumGothicCoding"/>
+                <w:sz w:val="16"/>
+              </w:rPr>
+              <w:t xml:space="preserve"> </w:t>
+            </w:r>
+            <w:proofErr w:type="gramStart"/>
+            <w:r>
+              <w:rPr>
+                <w:rFonts w:ascii="NanumGothicCoding" w:eastAsia="NanumGothicCoding" w:hAnsi="NanumGothicCoding"/>
+                <w:sz w:val="16"/>
+              </w:rPr>
+              <w:t>VARCHAR(</w:t>
+            </w:r>
+            <w:proofErr w:type="gramEnd"/>
+            <w:r>
+              <w:rPr>
+                <w:rFonts w:ascii="NanumGothicCoding" w:eastAsia="NanumGothicCoding" w:hAnsi="NanumGothicCoding"/>
+                <w:sz w:val="16"/>
+              </w:rPr>
+              <w:t>20)</w:t>
             </w:r>
             <w:r>
               <w:rPr>
@@ -491,7 +763,23 @@
                 <w:rFonts w:ascii="NanumGothicCoding" w:eastAsia="NanumGothicCoding" w:hAnsi="NanumGothicCoding"/>
                 <w:sz w:val="16"/>
               </w:rPr>
-              <w:t>CREATE TABLE 교수 (</w:t>
+              <w:t xml:space="preserve">CREATE TABLE </w:t>
+            </w:r>
+            <w:proofErr w:type="spellStart"/>
+            <w:r>
+              <w:rPr>
+                <w:rFonts w:ascii="NanumGothicCoding" w:eastAsia="NanumGothicCoding" w:hAnsi="NanumGothicCoding"/>
+                <w:sz w:val="16"/>
+              </w:rPr>
+              <w:t>교수</w:t>
+            </w:r>
+            <w:proofErr w:type="spellEnd"/>
+            <w:r>
+              <w:rPr>
+                <w:rFonts w:ascii="NanumGothicCoding" w:eastAsia="NanumGothicCoding" w:hAnsi="NanumGothicCoding"/>
+                <w:sz w:val="16"/>
+              </w:rPr>
+              <w:t xml:space="preserve"> (</w:t>
             </w:r>
             <w:r>
               <w:rPr>
@@ -504,7 +792,39 @@
                 <w:rFonts w:ascii="NanumGothicCoding" w:eastAsia="NanumGothicCoding" w:hAnsi="NanumGothicCoding"/>
                 <w:sz w:val="16"/>
               </w:rPr>
-              <w:t xml:space="preserve">    교수명 VARCHAR(20),</w:t>
+              <w:t xml:space="preserve">    </w:t>
+            </w:r>
+            <w:proofErr w:type="spellStart"/>
+            <w:r>
+              <w:rPr>
+                <w:rFonts w:ascii="NanumGothicCoding" w:eastAsia="NanumGothicCoding" w:hAnsi="NanumGothicCoding"/>
+                <w:sz w:val="16"/>
+              </w:rPr>
+              <w:t>교수명</w:t>
+            </w:r>
+            <w:proofErr w:type="spellEnd"/>
+            <w:r>
+              <w:rPr>
+                <w:rFonts w:ascii="NanumGothicCoding" w:eastAsia="NanumGothicCoding" w:hAnsi="NanumGothicCoding"/>
+                <w:sz w:val="16"/>
+              </w:rPr>
+              <w:t xml:space="preserve"> </w:t>
+            </w:r>
+            <w:proofErr w:type="gramStart"/>
+            <w:r>
+              <w:rPr>
+                <w:rFonts w:ascii="NanumGothicCoding" w:eastAsia="NanumGothicCoding" w:hAnsi="NanumGothicCoding"/>
+                <w:sz w:val="16"/>
+              </w:rPr>
+              <w:t>VARCHAR(</w:t>
+            </w:r>
+            <w:proofErr w:type="gramEnd"/>
+            <w:r>
+              <w:rPr>
+                <w:rFonts w:ascii="NanumGothicCoding" w:eastAsia="NanumGothicCoding" w:hAnsi="NanumGothicCoding"/>
+                <w:sz w:val="16"/>
+              </w:rPr>
+              <w:t>20),</w:t>
             </w:r>
             <w:r>
               <w:rPr>
@@ -517,7 +837,39 @@
                 <w:rFonts w:ascii="NanumGothicCoding" w:eastAsia="NanumGothicCoding" w:hAnsi="NanumGothicCoding"/>
                 <w:sz w:val="16"/>
               </w:rPr>
-              <w:t xml:space="preserve">    전화번호 VARCHAR(20),</w:t>
+              <w:t xml:space="preserve">    </w:t>
+            </w:r>
+            <w:proofErr w:type="spellStart"/>
+            <w:r>
+              <w:rPr>
+                <w:rFonts w:ascii="NanumGothicCoding" w:eastAsia="NanumGothicCoding" w:hAnsi="NanumGothicCoding"/>
+                <w:sz w:val="16"/>
+              </w:rPr>
+              <w:t>전화번호</w:t>
+            </w:r>
+            <w:proofErr w:type="spellEnd"/>
+            <w:r>
+              <w:rPr>
+                <w:rFonts w:ascii="NanumGothicCoding" w:eastAsia="NanumGothicCoding" w:hAnsi="NanumGothicCoding"/>
+                <w:sz w:val="16"/>
+              </w:rPr>
+              <w:t xml:space="preserve"> </w:t>
+            </w:r>
+            <w:proofErr w:type="gramStart"/>
+            <w:r>
+              <w:rPr>
+                <w:rFonts w:ascii="NanumGothicCoding" w:eastAsia="NanumGothicCoding" w:hAnsi="NanumGothicCoding"/>
+                <w:sz w:val="16"/>
+              </w:rPr>
+              <w:t>VARCHAR(</w:t>
+            </w:r>
+            <w:proofErr w:type="gramEnd"/>
+            <w:r>
+              <w:rPr>
+                <w:rFonts w:ascii="NanumGothicCoding" w:eastAsia="NanumGothicCoding" w:hAnsi="NanumGothicCoding"/>
+                <w:sz w:val="16"/>
+              </w:rPr>
+              <w:t>20),</w:t>
             </w:r>
             <w:r>
               <w:rPr>
@@ -530,7 +882,55 @@
                 <w:rFonts w:ascii="NanumGothicCoding" w:eastAsia="NanumGothicCoding" w:hAnsi="NanumGothicCoding"/>
                 <w:sz w:val="16"/>
               </w:rPr>
-              <w:t xml:space="preserve">    FOREIGN KEY (전화번호) REFERENCES 학과(전화번호)</w:t>
+              <w:t xml:space="preserve">    FOREIGN KEY (</w:t>
+            </w:r>
+            <w:proofErr w:type="spellStart"/>
+            <w:r>
+              <w:rPr>
+                <w:rFonts w:ascii="NanumGothicCoding" w:eastAsia="NanumGothicCoding" w:hAnsi="NanumGothicCoding"/>
+                <w:sz w:val="16"/>
+              </w:rPr>
+              <w:t>전화번호</w:t>
+            </w:r>
+            <w:proofErr w:type="spellEnd"/>
+            <w:r>
+              <w:rPr>
+                <w:rFonts w:ascii="NanumGothicCoding" w:eastAsia="NanumGothicCoding" w:hAnsi="NanumGothicCoding"/>
+                <w:sz w:val="16"/>
+              </w:rPr>
+              <w:t xml:space="preserve">) REFERENCES </w:t>
+            </w:r>
+            <w:proofErr w:type="spellStart"/>
+            <w:r>
+              <w:rPr>
+                <w:rFonts w:ascii="NanumGothicCoding" w:eastAsia="NanumGothicCoding" w:hAnsi="NanumGothicCoding"/>
+                <w:sz w:val="16"/>
+              </w:rPr>
+              <w:t>학과</w:t>
+            </w:r>
+            <w:proofErr w:type="spellEnd"/>
+            <w:r>
+              <w:rPr>
+                <w:rFonts w:ascii="NanumGothicCoding" w:eastAsia="NanumGothicCoding" w:hAnsi="NanumGothicCoding"/>
+                <w:sz w:val="16"/>
+              </w:rPr>
+              <w:t>(</w:t>
+            </w:r>
+            <w:proofErr w:type="spellStart"/>
+            <w:r>
+              <w:rPr>
+                <w:rFonts w:ascii="NanumGothicCoding" w:eastAsia="NanumGothicCoding" w:hAnsi="NanumGothicCoding"/>
+                <w:sz w:val="16"/>
+              </w:rPr>
+              <w:t>전화번호</w:t>
+            </w:r>
+            <w:proofErr w:type="spellEnd"/>
+            <w:r>
+              <w:rPr>
+                <w:rFonts w:ascii="NanumGothicCoding" w:eastAsia="NanumGothicCoding" w:hAnsi="NanumGothicCoding"/>
+                <w:sz w:val="16"/>
+              </w:rPr>
+              <w:t>)</w:t>
             </w:r>
             <w:r>
               <w:rPr>
@@ -641,7 +1041,87 @@
                 <w:sz w:val="16"/>
               </w:rPr>
               <w:lastRenderedPageBreak/>
-              <w:t>CREATE TABLE 사원 (사원번호 INT, 이름 VARCHAR(20), 주소 VARCHAR(20), 부서 VARCHAR(20));</w:t>
+              <w:t xml:space="preserve">CREATE TABLE </w:t>
+            </w:r>
+            <w:proofErr w:type="spellStart"/>
+            <w:r>
+              <w:rPr>
+                <w:rFonts w:ascii="NanumGothicCoding" w:eastAsia="NanumGothicCoding" w:hAnsi="NanumGothicCoding"/>
+                <w:sz w:val="16"/>
+              </w:rPr>
+              <w:t>사원</w:t>
+            </w:r>
+            <w:proofErr w:type="spellEnd"/>
+            <w:r>
+              <w:rPr>
+                <w:rFonts w:ascii="NanumGothicCoding" w:eastAsia="NanumGothicCoding" w:hAnsi="NanumGothicCoding"/>
+                <w:sz w:val="16"/>
+              </w:rPr>
+              <w:t xml:space="preserve"> (</w:t>
+            </w:r>
+            <w:proofErr w:type="spellStart"/>
+            <w:r>
+              <w:rPr>
+                <w:rFonts w:ascii="NanumGothicCoding" w:eastAsia="NanumGothicCoding" w:hAnsi="NanumGothicCoding"/>
+                <w:sz w:val="16"/>
+              </w:rPr>
+              <w:t>사원번호</w:t>
+            </w:r>
+            <w:proofErr w:type="spellEnd"/>
+            <w:r>
+              <w:rPr>
+                <w:rFonts w:ascii="NanumGothicCoding" w:eastAsia="NanumGothicCoding" w:hAnsi="NanumGothicCoding"/>
+                <w:sz w:val="16"/>
+              </w:rPr>
+              <w:t xml:space="preserve"> INT, </w:t>
+            </w:r>
+            <w:proofErr w:type="spellStart"/>
+            <w:r>
+              <w:rPr>
+                <w:rFonts w:ascii="NanumGothicCoding" w:eastAsia="NanumGothicCoding" w:hAnsi="NanumGothicCoding"/>
+                <w:sz w:val="16"/>
+              </w:rPr>
+              <w:t>이름</w:t>
+            </w:r>
+            <w:proofErr w:type="spellEnd"/>
+            <w:r>
+              <w:rPr>
+                <w:rFonts w:ascii="NanumGothicCoding" w:eastAsia="NanumGothicCoding" w:hAnsi="NanumGothicCoding"/>
+                <w:sz w:val="16"/>
+              </w:rPr>
+              <w:t xml:space="preserve"> VARCHAR(20), </w:t>
+            </w:r>
+            <w:proofErr w:type="spellStart"/>
+            <w:r>
+              <w:rPr>
+                <w:rFonts w:ascii="NanumGothicCoding" w:eastAsia="NanumGothicCoding" w:hAnsi="NanumGothicCoding"/>
+                <w:sz w:val="16"/>
+              </w:rPr>
+              <w:t>주소</w:t>
+            </w:r>
+            <w:proofErr w:type="spellEnd"/>
+            <w:r>
+              <w:rPr>
+                <w:rFonts w:ascii="NanumGothicCoding" w:eastAsia="NanumGothicCoding" w:hAnsi="NanumGothicCoding"/>
+                <w:sz w:val="16"/>
+              </w:rPr>
+              <w:t xml:space="preserve"> VARCHAR(20), </w:t>
+            </w:r>
+            <w:proofErr w:type="spellStart"/>
+            <w:r>
+              <w:rPr>
+                <w:rFonts w:ascii="NanumGothicCoding" w:eastAsia="NanumGothicCoding" w:hAnsi="NanumGothicCoding"/>
+                <w:sz w:val="16"/>
+              </w:rPr>
+              <w:t>부서</w:t>
+            </w:r>
+            <w:proofErr w:type="spellEnd"/>
+            <w:r>
+              <w:rPr>
+                <w:rFonts w:ascii="NanumGothicCoding" w:eastAsia="NanumGothicCoding" w:hAnsi="NanumGothicCoding"/>
+                <w:sz w:val="16"/>
+              </w:rPr>
+              <w:t xml:space="preserve"> VARCHAR(20));</w:t>
             </w:r>
             <w:r>
               <w:rPr>
@@ -654,7 +1134,23 @@
                 <w:rFonts w:ascii="NanumGothicCoding" w:eastAsia="NanumGothicCoding" w:hAnsi="NanumGothicCoding"/>
                 <w:sz w:val="16"/>
               </w:rPr>
-              <w:t>INSERT INTO 사원 VALUES</w:t>
+              <w:t xml:space="preserve">INSERT INTO </w:t>
+            </w:r>
+            <w:proofErr w:type="spellStart"/>
+            <w:r>
+              <w:rPr>
+                <w:rFonts w:ascii="NanumGothicCoding" w:eastAsia="NanumGothicCoding" w:hAnsi="NanumGothicCoding"/>
+                <w:sz w:val="16"/>
+              </w:rPr>
+              <w:t>사원</w:t>
+            </w:r>
+            <w:proofErr w:type="spellEnd"/>
+            <w:r>
+              <w:rPr>
+                <w:rFonts w:ascii="NanumGothicCoding" w:eastAsia="NanumGothicCoding" w:hAnsi="NanumGothicCoding"/>
+                <w:sz w:val="16"/>
+              </w:rPr>
+              <w:t xml:space="preserve"> VALUES</w:t>
             </w:r>
             <w:r>
               <w:rPr>
@@ -667,7 +1163,55 @@
                 <w:rFonts w:ascii="NanumGothicCoding" w:eastAsia="NanumGothicCoding" w:hAnsi="NanumGothicCoding"/>
                 <w:sz w:val="16"/>
               </w:rPr>
-              <w:t>(10, '김철수', '인천', '영업부'),</w:t>
+              <w:t>(10, '</w:t>
+            </w:r>
+            <w:proofErr w:type="spellStart"/>
+            <w:r>
+              <w:rPr>
+                <w:rFonts w:ascii="NanumGothicCoding" w:eastAsia="NanumGothicCoding" w:hAnsi="NanumGothicCoding"/>
+                <w:sz w:val="16"/>
+              </w:rPr>
+              <w:t>김철수</w:t>
+            </w:r>
+            <w:proofErr w:type="spellEnd"/>
+            <w:r>
+              <w:rPr>
+                <w:rFonts w:ascii="NanumGothicCoding" w:eastAsia="NanumGothicCoding" w:hAnsi="NanumGothicCoding"/>
+                <w:sz w:val="16"/>
+              </w:rPr>
+              <w:t>', '</w:t>
+            </w:r>
+            <w:proofErr w:type="spellStart"/>
+            <w:r>
+              <w:rPr>
+                <w:rFonts w:ascii="NanumGothicCoding" w:eastAsia="NanumGothicCoding" w:hAnsi="NanumGothicCoding"/>
+                <w:sz w:val="16"/>
+              </w:rPr>
+              <w:t>인천</w:t>
+            </w:r>
+            <w:proofErr w:type="spellEnd"/>
+            <w:r>
+              <w:rPr>
+                <w:rFonts w:ascii="NanumGothicCoding" w:eastAsia="NanumGothicCoding" w:hAnsi="NanumGothicCoding"/>
+                <w:sz w:val="16"/>
+              </w:rPr>
+              <w:t>', '</w:t>
+            </w:r>
+            <w:proofErr w:type="spellStart"/>
+            <w:r>
+              <w:rPr>
+                <w:rFonts w:ascii="NanumGothicCoding" w:eastAsia="NanumGothicCoding" w:hAnsi="NanumGothicCoding"/>
+                <w:sz w:val="16"/>
+              </w:rPr>
+              <w:t>영업부</w:t>
+            </w:r>
+            <w:proofErr w:type="spellEnd"/>
+            <w:r>
+              <w:rPr>
+                <w:rFonts w:ascii="NanumGothicCoding" w:eastAsia="NanumGothicCoding" w:hAnsi="NanumGothicCoding"/>
+                <w:sz w:val="16"/>
+              </w:rPr>
+              <w:t>'),</w:t>
             </w:r>
             <w:r>
               <w:rPr>
@@ -680,7 +1224,55 @@
                 <w:rFonts w:ascii="NanumGothicCoding" w:eastAsia="NanumGothicCoding" w:hAnsi="NanumGothicCoding"/>
                 <w:sz w:val="16"/>
               </w:rPr>
-              <w:t>(20, '이수영', '서울', '영업부'),</w:t>
+              <w:t>(20, '</w:t>
+            </w:r>
+            <w:proofErr w:type="spellStart"/>
+            <w:r>
+              <w:rPr>
+                <w:rFonts w:ascii="NanumGothicCoding" w:eastAsia="NanumGothicCoding" w:hAnsi="NanumGothicCoding"/>
+                <w:sz w:val="16"/>
+              </w:rPr>
+              <w:t>이수영</w:t>
+            </w:r>
+            <w:proofErr w:type="spellEnd"/>
+            <w:r>
+              <w:rPr>
+                <w:rFonts w:ascii="NanumGothicCoding" w:eastAsia="NanumGothicCoding" w:hAnsi="NanumGothicCoding"/>
+                <w:sz w:val="16"/>
+              </w:rPr>
+              <w:t>', '</w:t>
+            </w:r>
+            <w:proofErr w:type="spellStart"/>
+            <w:r>
+              <w:rPr>
+                <w:rFonts w:ascii="NanumGothicCoding" w:eastAsia="NanumGothicCoding" w:hAnsi="NanumGothicCoding"/>
+                <w:sz w:val="16"/>
+              </w:rPr>
+              <w:t>서울</w:t>
+            </w:r>
+            <w:proofErr w:type="spellEnd"/>
+            <w:r>
+              <w:rPr>
+                <w:rFonts w:ascii="NanumGothicCoding" w:eastAsia="NanumGothicCoding" w:hAnsi="NanumGothicCoding"/>
+                <w:sz w:val="16"/>
+              </w:rPr>
+              <w:t>', '</w:t>
+            </w:r>
+            <w:proofErr w:type="spellStart"/>
+            <w:r>
+              <w:rPr>
+                <w:rFonts w:ascii="NanumGothicCoding" w:eastAsia="NanumGothicCoding" w:hAnsi="NanumGothicCoding"/>
+                <w:sz w:val="16"/>
+              </w:rPr>
+              <w:t>영업부</w:t>
+            </w:r>
+            <w:proofErr w:type="spellEnd"/>
+            <w:r>
+              <w:rPr>
+                <w:rFonts w:ascii="NanumGothicCoding" w:eastAsia="NanumGothicCoding" w:hAnsi="NanumGothicCoding"/>
+                <w:sz w:val="16"/>
+              </w:rPr>
+              <w:t>'),</w:t>
             </w:r>
             <w:r>
               <w:rPr>
@@ -693,7 +1285,55 @@
                 <w:rFonts w:ascii="NanumGothicCoding" w:eastAsia="NanumGothicCoding" w:hAnsi="NanumGothicCoding"/>
                 <w:sz w:val="16"/>
               </w:rPr>
-              <w:t>(30, '박기중', '대전', '총무부'),</w:t>
+              <w:t>(30, '</w:t>
+            </w:r>
+            <w:proofErr w:type="spellStart"/>
+            <w:r>
+              <w:rPr>
+                <w:rFonts w:ascii="NanumGothicCoding" w:eastAsia="NanumGothicCoding" w:hAnsi="NanumGothicCoding"/>
+                <w:sz w:val="16"/>
+              </w:rPr>
+              <w:t>박기중</w:t>
+            </w:r>
+            <w:proofErr w:type="spellEnd"/>
+            <w:r>
+              <w:rPr>
+                <w:rFonts w:ascii="NanumGothicCoding" w:eastAsia="NanumGothicCoding" w:hAnsi="NanumGothicCoding"/>
+                <w:sz w:val="16"/>
+              </w:rPr>
+              <w:t>', '</w:t>
+            </w:r>
+            <w:proofErr w:type="spellStart"/>
+            <w:r>
+              <w:rPr>
+                <w:rFonts w:ascii="NanumGothicCoding" w:eastAsia="NanumGothicCoding" w:hAnsi="NanumGothicCoding"/>
+                <w:sz w:val="16"/>
+              </w:rPr>
+              <w:t>대전</w:t>
+            </w:r>
+            <w:proofErr w:type="spellEnd"/>
+            <w:r>
+              <w:rPr>
+                <w:rFonts w:ascii="NanumGothicCoding" w:eastAsia="NanumGothicCoding" w:hAnsi="NanumGothicCoding"/>
+                <w:sz w:val="16"/>
+              </w:rPr>
+              <w:t>', '</w:t>
+            </w:r>
+            <w:proofErr w:type="spellStart"/>
+            <w:r>
+              <w:rPr>
+                <w:rFonts w:ascii="NanumGothicCoding" w:eastAsia="NanumGothicCoding" w:hAnsi="NanumGothicCoding"/>
+                <w:sz w:val="16"/>
+              </w:rPr>
+              <w:t>총무부</w:t>
+            </w:r>
+            <w:proofErr w:type="spellEnd"/>
+            <w:r>
+              <w:rPr>
+                <w:rFonts w:ascii="NanumGothicCoding" w:eastAsia="NanumGothicCoding" w:hAnsi="NanumGothicCoding"/>
+                <w:sz w:val="16"/>
+              </w:rPr>
+              <w:t>'),</w:t>
             </w:r>
             <w:r>
               <w:rPr>
@@ -706,7 +1346,55 @@
                 <w:rFonts w:ascii="NanumGothicCoding" w:eastAsia="NanumGothicCoding" w:hAnsi="NanumGothicCoding"/>
                 <w:sz w:val="16"/>
               </w:rPr>
-              <w:t>(40, '최승민', '부산', '영업부');</w:t>
+              <w:t>(40, '</w:t>
+            </w:r>
+            <w:proofErr w:type="spellStart"/>
+            <w:r>
+              <w:rPr>
+                <w:rFonts w:ascii="NanumGothicCoding" w:eastAsia="NanumGothicCoding" w:hAnsi="NanumGothicCoding"/>
+                <w:sz w:val="16"/>
+              </w:rPr>
+              <w:t>최승민</w:t>
+            </w:r>
+            <w:proofErr w:type="spellEnd"/>
+            <w:r>
+              <w:rPr>
+                <w:rFonts w:ascii="NanumGothicCoding" w:eastAsia="NanumGothicCoding" w:hAnsi="NanumGothicCoding"/>
+                <w:sz w:val="16"/>
+              </w:rPr>
+              <w:t>', '</w:t>
+            </w:r>
+            <w:proofErr w:type="spellStart"/>
+            <w:r>
+              <w:rPr>
+                <w:rFonts w:ascii="NanumGothicCoding" w:eastAsia="NanumGothicCoding" w:hAnsi="NanumGothicCoding"/>
+                <w:sz w:val="16"/>
+              </w:rPr>
+              <w:t>부산</w:t>
+            </w:r>
+            <w:proofErr w:type="spellEnd"/>
+            <w:r>
+              <w:rPr>
+                <w:rFonts w:ascii="NanumGothicCoding" w:eastAsia="NanumGothicCoding" w:hAnsi="NanumGothicCoding"/>
+                <w:sz w:val="16"/>
+              </w:rPr>
+              <w:t>', '</w:t>
+            </w:r>
+            <w:proofErr w:type="spellStart"/>
+            <w:r>
+              <w:rPr>
+                <w:rFonts w:ascii="NanumGothicCoding" w:eastAsia="NanumGothicCoding" w:hAnsi="NanumGothicCoding"/>
+                <w:sz w:val="16"/>
+              </w:rPr>
+              <w:t>영업부</w:t>
+            </w:r>
+            <w:proofErr w:type="spellEnd"/>
+            <w:r>
+              <w:rPr>
+                <w:rFonts w:ascii="NanumGothicCoding" w:eastAsia="NanumGothicCoding" w:hAnsi="NanumGothicCoding"/>
+                <w:sz w:val="16"/>
+              </w:rPr>
+              <w:t>');</w:t>
             </w:r>
             <w:r>
               <w:rPr>
@@ -725,7 +1413,87 @@
                 <w:rFonts w:ascii="NanumGothicCoding" w:eastAsia="NanumGothicCoding" w:hAnsi="NanumGothicCoding"/>
                 <w:sz w:val="16"/>
               </w:rPr>
-              <w:t>CREATE TABLE 영업부 (사원번호 INT, 이름 VARCHAR(20), 주소 VARCHAR(20), 나이 INT);</w:t>
+              <w:t xml:space="preserve">CREATE TABLE </w:t>
+            </w:r>
+            <w:proofErr w:type="spellStart"/>
+            <w:r>
+              <w:rPr>
+                <w:rFonts w:ascii="NanumGothicCoding" w:eastAsia="NanumGothicCoding" w:hAnsi="NanumGothicCoding"/>
+                <w:sz w:val="16"/>
+              </w:rPr>
+              <w:t>영업부</w:t>
+            </w:r>
+            <w:proofErr w:type="spellEnd"/>
+            <w:r>
+              <w:rPr>
+                <w:rFonts w:ascii="NanumGothicCoding" w:eastAsia="NanumGothicCoding" w:hAnsi="NanumGothicCoding"/>
+                <w:sz w:val="16"/>
+              </w:rPr>
+              <w:t xml:space="preserve"> (</w:t>
+            </w:r>
+            <w:proofErr w:type="spellStart"/>
+            <w:r>
+              <w:rPr>
+                <w:rFonts w:ascii="NanumGothicCoding" w:eastAsia="NanumGothicCoding" w:hAnsi="NanumGothicCoding"/>
+                <w:sz w:val="16"/>
+              </w:rPr>
+              <w:t>사원번호</w:t>
+            </w:r>
+            <w:proofErr w:type="spellEnd"/>
+            <w:r>
+              <w:rPr>
+                <w:rFonts w:ascii="NanumGothicCoding" w:eastAsia="NanumGothicCoding" w:hAnsi="NanumGothicCoding"/>
+                <w:sz w:val="16"/>
+              </w:rPr>
+              <w:t xml:space="preserve"> INT, </w:t>
+            </w:r>
+            <w:proofErr w:type="spellStart"/>
+            <w:r>
+              <w:rPr>
+                <w:rFonts w:ascii="NanumGothicCoding" w:eastAsia="NanumGothicCoding" w:hAnsi="NanumGothicCoding"/>
+                <w:sz w:val="16"/>
+              </w:rPr>
+              <w:t>이름</w:t>
+            </w:r>
+            <w:proofErr w:type="spellEnd"/>
+            <w:r>
+              <w:rPr>
+                <w:rFonts w:ascii="NanumGothicCoding" w:eastAsia="NanumGothicCoding" w:hAnsi="NanumGothicCoding"/>
+                <w:sz w:val="16"/>
+              </w:rPr>
+              <w:t xml:space="preserve"> VARCHAR(20), </w:t>
+            </w:r>
+            <w:proofErr w:type="spellStart"/>
+            <w:r>
+              <w:rPr>
+                <w:rFonts w:ascii="NanumGothicCoding" w:eastAsia="NanumGothicCoding" w:hAnsi="NanumGothicCoding"/>
+                <w:sz w:val="16"/>
+              </w:rPr>
+              <w:t>주소</w:t>
+            </w:r>
+            <w:proofErr w:type="spellEnd"/>
+            <w:r>
+              <w:rPr>
+                <w:rFonts w:ascii="NanumGothicCoding" w:eastAsia="NanumGothicCoding" w:hAnsi="NanumGothicCoding"/>
+                <w:sz w:val="16"/>
+              </w:rPr>
+              <w:t xml:space="preserve"> VARCHAR(20), </w:t>
+            </w:r>
+            <w:proofErr w:type="spellStart"/>
+            <w:r>
+              <w:rPr>
+                <w:rFonts w:ascii="NanumGothicCoding" w:eastAsia="NanumGothicCoding" w:hAnsi="NanumGothicCoding"/>
+                <w:sz w:val="16"/>
+              </w:rPr>
+              <w:t>나이</w:t>
+            </w:r>
+            <w:proofErr w:type="spellEnd"/>
+            <w:r>
+              <w:rPr>
+                <w:rFonts w:ascii="NanumGothicCoding" w:eastAsia="NanumGothicCoding" w:hAnsi="NanumGothicCoding"/>
+                <w:sz w:val="16"/>
+              </w:rPr>
+              <w:t xml:space="preserve"> INT);</w:t>
             </w:r>
             <w:r>
               <w:rPr>
@@ -738,7 +1506,23 @@
                 <w:rFonts w:ascii="NanumGothicCoding" w:eastAsia="NanumGothicCoding" w:hAnsi="NanumGothicCoding"/>
                 <w:sz w:val="16"/>
               </w:rPr>
-              <w:t>INSERT INTO 영업부 VALUES</w:t>
+              <w:t xml:space="preserve">INSERT INTO </w:t>
+            </w:r>
+            <w:proofErr w:type="spellStart"/>
+            <w:r>
+              <w:rPr>
+                <w:rFonts w:ascii="NanumGothicCoding" w:eastAsia="NanumGothicCoding" w:hAnsi="NanumGothicCoding"/>
+                <w:sz w:val="16"/>
+              </w:rPr>
+              <w:t>영업부</w:t>
+            </w:r>
+            <w:proofErr w:type="spellEnd"/>
+            <w:r>
+              <w:rPr>
+                <w:rFonts w:ascii="NanumGothicCoding" w:eastAsia="NanumGothicCoding" w:hAnsi="NanumGothicCoding"/>
+                <w:sz w:val="16"/>
+              </w:rPr>
+              <w:t xml:space="preserve"> VALUES</w:t>
             </w:r>
             <w:r>
               <w:rPr>
@@ -751,7 +1535,39 @@
                 <w:rFonts w:ascii="NanumGothicCoding" w:eastAsia="NanumGothicCoding" w:hAnsi="NanumGothicCoding"/>
                 <w:sz w:val="16"/>
               </w:rPr>
-              <w:t>(10, '김철수', '인천', 40),</w:t>
+              <w:t>(10, '</w:t>
+            </w:r>
+            <w:proofErr w:type="spellStart"/>
+            <w:r>
+              <w:rPr>
+                <w:rFonts w:ascii="NanumGothicCoding" w:eastAsia="NanumGothicCoding" w:hAnsi="NanumGothicCoding"/>
+                <w:sz w:val="16"/>
+              </w:rPr>
+              <w:t>김철수</w:t>
+            </w:r>
+            <w:proofErr w:type="spellEnd"/>
+            <w:r>
+              <w:rPr>
+                <w:rFonts w:ascii="NanumGothicCoding" w:eastAsia="NanumGothicCoding" w:hAnsi="NanumGothicCoding"/>
+                <w:sz w:val="16"/>
+              </w:rPr>
+              <w:t>', '</w:t>
+            </w:r>
+            <w:proofErr w:type="spellStart"/>
+            <w:r>
+              <w:rPr>
+                <w:rFonts w:ascii="NanumGothicCoding" w:eastAsia="NanumGothicCoding" w:hAnsi="NanumGothicCoding"/>
+                <w:sz w:val="16"/>
+              </w:rPr>
+              <w:t>인천</w:t>
+            </w:r>
+            <w:proofErr w:type="spellEnd"/>
+            <w:r>
+              <w:rPr>
+                <w:rFonts w:ascii="NanumGothicCoding" w:eastAsia="NanumGothicCoding" w:hAnsi="NanumGothicCoding"/>
+                <w:sz w:val="16"/>
+              </w:rPr>
+              <w:t>', 40),</w:t>
             </w:r>
             <w:r>
               <w:rPr>
@@ -764,7 +1580,39 @@
                 <w:rFonts w:ascii="NanumGothicCoding" w:eastAsia="NanumGothicCoding" w:hAnsi="NanumGothicCoding"/>
                 <w:sz w:val="16"/>
               </w:rPr>
-              <w:t>(20, '이수영', '서울', 30),</w:t>
+              <w:t>(20, '</w:t>
+            </w:r>
+            <w:proofErr w:type="spellStart"/>
+            <w:r>
+              <w:rPr>
+                <w:rFonts w:ascii="NanumGothicCoding" w:eastAsia="NanumGothicCoding" w:hAnsi="NanumGothicCoding"/>
+                <w:sz w:val="16"/>
+              </w:rPr>
+              <w:t>이수영</w:t>
+            </w:r>
+            <w:proofErr w:type="spellEnd"/>
+            <w:r>
+              <w:rPr>
+                <w:rFonts w:ascii="NanumGothicCoding" w:eastAsia="NanumGothicCoding" w:hAnsi="NanumGothicCoding"/>
+                <w:sz w:val="16"/>
+              </w:rPr>
+              <w:t>', '</w:t>
+            </w:r>
+            <w:proofErr w:type="spellStart"/>
+            <w:r>
+              <w:rPr>
+                <w:rFonts w:ascii="NanumGothicCoding" w:eastAsia="NanumGothicCoding" w:hAnsi="NanumGothicCoding"/>
+                <w:sz w:val="16"/>
+              </w:rPr>
+              <w:t>서울</w:t>
+            </w:r>
+            <w:proofErr w:type="spellEnd"/>
+            <w:r>
+              <w:rPr>
+                <w:rFonts w:ascii="NanumGothicCoding" w:eastAsia="NanumGothicCoding" w:hAnsi="NanumGothicCoding"/>
+                <w:sz w:val="16"/>
+              </w:rPr>
+              <w:t>', 30),</w:t>
             </w:r>
             <w:r>
               <w:rPr>
@@ -777,7 +1625,39 @@
                 <w:rFonts w:ascii="NanumGothicCoding" w:eastAsia="NanumGothicCoding" w:hAnsi="NanumGothicCoding"/>
                 <w:sz w:val="16"/>
               </w:rPr>
-              <w:t>(40, '최승민', '부산', 35);</w:t>
+              <w:t>(40, '</w:t>
+            </w:r>
+            <w:proofErr w:type="spellStart"/>
+            <w:r>
+              <w:rPr>
+                <w:rFonts w:ascii="NanumGothicCoding" w:eastAsia="NanumGothicCoding" w:hAnsi="NanumGothicCoding"/>
+                <w:sz w:val="16"/>
+              </w:rPr>
+              <w:t>최승민</w:t>
+            </w:r>
+            <w:proofErr w:type="spellEnd"/>
+            <w:r>
+              <w:rPr>
+                <w:rFonts w:ascii="NanumGothicCoding" w:eastAsia="NanumGothicCoding" w:hAnsi="NanumGothicCoding"/>
+                <w:sz w:val="16"/>
+              </w:rPr>
+              <w:t>', '</w:t>
+            </w:r>
+            <w:proofErr w:type="spellStart"/>
+            <w:r>
+              <w:rPr>
+                <w:rFonts w:ascii="NanumGothicCoding" w:eastAsia="NanumGothicCoding" w:hAnsi="NanumGothicCoding"/>
+                <w:sz w:val="16"/>
+              </w:rPr>
+              <w:t>부산</w:t>
+            </w:r>
+            <w:proofErr w:type="spellEnd"/>
+            <w:r>
+              <w:rPr>
+                <w:rFonts w:ascii="NanumGothicCoding" w:eastAsia="NanumGothicCoding" w:hAnsi="NanumGothicCoding"/>
+                <w:sz w:val="16"/>
+              </w:rPr>
+              <w:t>', 35);</w:t>
             </w:r>
           </w:p>
         </w:tc>
@@ -1198,7 +2078,55 @@
                 <w:rFonts w:ascii="NanumGothicCoding" w:eastAsia="NanumGothicCoding" w:hAnsi="NanumGothicCoding"/>
                 <w:sz w:val="16"/>
               </w:rPr>
-              <w:t>CREATE TABLE 테이블 (사원번호 INT, 급여 INT);</w:t>
+              <w:t xml:space="preserve">CREATE TABLE </w:t>
+            </w:r>
+            <w:proofErr w:type="spellStart"/>
+            <w:r>
+              <w:rPr>
+                <w:rFonts w:ascii="NanumGothicCoding" w:eastAsia="NanumGothicCoding" w:hAnsi="NanumGothicCoding"/>
+                <w:sz w:val="16"/>
+              </w:rPr>
+              <w:t>테이블</w:t>
+            </w:r>
+            <w:proofErr w:type="spellEnd"/>
+            <w:r>
+              <w:rPr>
+                <w:rFonts w:ascii="NanumGothicCoding" w:eastAsia="NanumGothicCoding" w:hAnsi="NanumGothicCoding"/>
+                <w:sz w:val="16"/>
+              </w:rPr>
+              <w:t xml:space="preserve"> (</w:t>
+            </w:r>
+            <w:proofErr w:type="spellStart"/>
+            <w:r>
+              <w:rPr>
+                <w:rFonts w:ascii="NanumGothicCoding" w:eastAsia="NanumGothicCoding" w:hAnsi="NanumGothicCoding"/>
+                <w:sz w:val="16"/>
+              </w:rPr>
+              <w:t>사원번호</w:t>
+            </w:r>
+            <w:proofErr w:type="spellEnd"/>
+            <w:r>
+              <w:rPr>
+                <w:rFonts w:ascii="NanumGothicCoding" w:eastAsia="NanumGothicCoding" w:hAnsi="NanumGothicCoding"/>
+                <w:sz w:val="16"/>
+              </w:rPr>
+              <w:t xml:space="preserve"> INT, </w:t>
+            </w:r>
+            <w:proofErr w:type="spellStart"/>
+            <w:r>
+              <w:rPr>
+                <w:rFonts w:ascii="NanumGothicCoding" w:eastAsia="NanumGothicCoding" w:hAnsi="NanumGothicCoding"/>
+                <w:sz w:val="16"/>
+              </w:rPr>
+              <w:t>급여</w:t>
+            </w:r>
+            <w:proofErr w:type="spellEnd"/>
+            <w:r>
+              <w:rPr>
+                <w:rFonts w:ascii="NanumGothicCoding" w:eastAsia="NanumGothicCoding" w:hAnsi="NanumGothicCoding"/>
+                <w:sz w:val="16"/>
+              </w:rPr>
+              <w:t xml:space="preserve"> INT);</w:t>
             </w:r>
             <w:r>
               <w:rPr>
@@ -1211,7 +2139,23 @@
                 <w:rFonts w:ascii="NanumGothicCoding" w:eastAsia="NanumGothicCoding" w:hAnsi="NanumGothicCoding"/>
                 <w:sz w:val="16"/>
               </w:rPr>
-              <w:t>INSERT INTO 테이블 VALUES</w:t>
+              <w:t xml:space="preserve">INSERT INTO </w:t>
+            </w:r>
+            <w:proofErr w:type="spellStart"/>
+            <w:r>
+              <w:rPr>
+                <w:rFonts w:ascii="NanumGothicCoding" w:eastAsia="NanumGothicCoding" w:hAnsi="NanumGothicCoding"/>
+                <w:sz w:val="16"/>
+              </w:rPr>
+              <w:t>테이블</w:t>
+            </w:r>
+            <w:proofErr w:type="spellEnd"/>
+            <w:r>
+              <w:rPr>
+                <w:rFonts w:ascii="NanumGothicCoding" w:eastAsia="NanumGothicCoding" w:hAnsi="NanumGothicCoding"/>
+                <w:sz w:val="16"/>
+              </w:rPr>
+              <w:t xml:space="preserve"> VALUES</w:t>
             </w:r>
             <w:r>
               <w:rPr>
@@ -1486,7 +2430,40 @@
                 <w:rFonts w:ascii="NanumGothicCoding" w:eastAsia="NanumGothicCoding" w:hAnsi="NanumGothicCoding"/>
                 <w:sz w:val="16"/>
               </w:rPr>
-              <w:t>CREATE TABLE A (colA INT, colB INT);</w:t>
+              <w:lastRenderedPageBreak/>
+              <w:t>CREATE TABLE A (</w:t>
+            </w:r>
+            <w:proofErr w:type="spellStart"/>
+            <w:r>
+              <w:rPr>
+                <w:rFonts w:ascii="NanumGothicCoding" w:eastAsia="NanumGothicCoding" w:hAnsi="NanumGothicCoding"/>
+                <w:sz w:val="16"/>
+              </w:rPr>
+              <w:t>colA</w:t>
+            </w:r>
+            <w:proofErr w:type="spellEnd"/>
+            <w:r>
+              <w:rPr>
+                <w:rFonts w:ascii="NanumGothicCoding" w:eastAsia="NanumGothicCoding" w:hAnsi="NanumGothicCoding"/>
+                <w:sz w:val="16"/>
+              </w:rPr>
+              <w:t xml:space="preserve"> INT, </w:t>
+            </w:r>
+            <w:proofErr w:type="spellStart"/>
+            <w:r>
+              <w:rPr>
+                <w:rFonts w:ascii="NanumGothicCoding" w:eastAsia="NanumGothicCoding" w:hAnsi="NanumGothicCoding"/>
+                <w:sz w:val="16"/>
+              </w:rPr>
+              <w:t>colB</w:t>
+            </w:r>
+            <w:proofErr w:type="spellEnd"/>
+            <w:r>
+              <w:rPr>
+                <w:rFonts w:ascii="NanumGothicCoding" w:eastAsia="NanumGothicCoding" w:hAnsi="NanumGothicCoding"/>
+                <w:sz w:val="16"/>
+              </w:rPr>
+              <w:t xml:space="preserve"> INT);</w:t>
             </w:r>
             <w:r>
               <w:rPr>
@@ -1551,12 +2528,53 @@
         </w:rPr>
         <w:t xml:space="preserve">. </w:t>
       </w:r>
+      <w:proofErr w:type="spellStart"/>
       <w:r>
         <w:rPr>
           <w:sz w:val="21"/>
           <w:lang w:eastAsia="ko-KR"/>
         </w:rPr>
-        <w:t>colA가 2 또는 3이거나 colB가 3 또는 5인 데이터 중 count(colB)의 결과를 구하는 SQL을 작성하</w:t>
+        <w:t>colA</w:t>
+      </w:r>
+      <w:proofErr w:type="spellEnd"/>
+      <w:r>
+        <w:rPr>
+          <w:sz w:val="21"/>
+          <w:lang w:eastAsia="ko-KR"/>
+        </w:rPr>
+        <w:t xml:space="preserve">가 2 또는 3이거나 </w:t>
+      </w:r>
+      <w:proofErr w:type="spellStart"/>
+      <w:r>
+        <w:rPr>
+          <w:sz w:val="21"/>
+          <w:lang w:eastAsia="ko-KR"/>
+        </w:rPr>
+        <w:t>colB</w:t>
+      </w:r>
+      <w:proofErr w:type="spellEnd"/>
+      <w:r>
+        <w:rPr>
+          <w:sz w:val="21"/>
+          <w:lang w:eastAsia="ko-KR"/>
+        </w:rPr>
+        <w:t>가 3 또는 5인 데이터 중 count(</w:t>
+      </w:r>
+      <w:proofErr w:type="spellStart"/>
+      <w:r>
+        <w:rPr>
+          <w:sz w:val="21"/>
+          <w:lang w:eastAsia="ko-KR"/>
+        </w:rPr>
+        <w:t>colB</w:t>
+      </w:r>
+      <w:proofErr w:type="spellEnd"/>
+      <w:r>
+        <w:rPr>
+          <w:sz w:val="21"/>
+          <w:lang w:eastAsia="ko-KR"/>
+        </w:rPr>
+        <w:t>)의 결과를 구하는 SQL을 작성하</w:t>
       </w:r>
       <w:r>
         <w:rPr>
@@ -1639,7 +2657,23 @@
           <w:sz w:val="21"/>
           <w:lang w:eastAsia="ko-KR"/>
         </w:rPr>
-        <w:t>문제 14의 조건에서 COUNT(colB)의 결과값은 얼마입니까? COUNT(*)를 썼을 때와 다른 이유도 쓰</w:t>
+        <w:t>문제 14의 조건에서 COUNT(</w:t>
+      </w:r>
+      <w:proofErr w:type="spellStart"/>
+      <w:r>
+        <w:rPr>
+          <w:sz w:val="21"/>
+          <w:lang w:eastAsia="ko-KR"/>
+        </w:rPr>
+        <w:t>colB</w:t>
+      </w:r>
+      <w:proofErr w:type="spellEnd"/>
+      <w:r>
+        <w:rPr>
+          <w:sz w:val="21"/>
+          <w:lang w:eastAsia="ko-KR"/>
+        </w:rPr>
+        <w:t>)의 결과값은 얼마입니까? COUNT(*)를 썼을 때와 다른 이유도 쓰</w:t>
       </w:r>
       <w:r>
         <w:rPr>
@@ -1723,7 +2757,23 @@
                 <w:rFonts w:ascii="NanumGothicCoding" w:eastAsia="NanumGothicCoding" w:hAnsi="NanumGothicCoding"/>
                 <w:sz w:val="16"/>
               </w:rPr>
-              <w:t>CREATE TABLE T1 (A INT);</w:t>
+              <w:t>CREATE TABLE T1 (</w:t>
+            </w:r>
+            <w:proofErr w:type="gramStart"/>
+            <w:r>
+              <w:rPr>
+                <w:rFonts w:ascii="NanumGothicCoding" w:eastAsia="NanumGothicCoding" w:hAnsi="NanumGothicCoding"/>
+                <w:sz w:val="16"/>
+              </w:rPr>
+              <w:t>A</w:t>
+            </w:r>
+            <w:proofErr w:type="gramEnd"/>
+            <w:r>
+              <w:rPr>
+                <w:rFonts w:ascii="NanumGothicCoding" w:eastAsia="NanumGothicCoding" w:hAnsi="NanumGothicCoding"/>
+                <w:sz w:val="16"/>
+              </w:rPr>
+              <w:t xml:space="preserve"> INT);</w:t>
             </w:r>
             <w:r>
               <w:rPr>
@@ -1749,7 +2799,23 @@
                 <w:rFonts w:ascii="NanumGothicCoding" w:eastAsia="NanumGothicCoding" w:hAnsi="NanumGothicCoding"/>
                 <w:sz w:val="16"/>
               </w:rPr>
-              <w:t>CREATE TABLE T2 (A INT);</w:t>
+              <w:t>CREATE TABLE T2 (</w:t>
+            </w:r>
+            <w:proofErr w:type="gramStart"/>
+            <w:r>
+              <w:rPr>
+                <w:rFonts w:ascii="NanumGothicCoding" w:eastAsia="NanumGothicCoding" w:hAnsi="NanumGothicCoding"/>
+                <w:sz w:val="16"/>
+              </w:rPr>
+              <w:t>A</w:t>
+            </w:r>
+            <w:proofErr w:type="gramEnd"/>
+            <w:r>
+              <w:rPr>
+                <w:rFonts w:ascii="NanumGothicCoding" w:eastAsia="NanumGothicCoding" w:hAnsi="NanumGothicCoding"/>
+                <w:sz w:val="16"/>
+              </w:rPr>
+              <w:t xml:space="preserve"> INT);</w:t>
             </w:r>
             <w:r>
               <w:rPr>
@@ -1994,7 +3060,39 @@
                 <w:rFonts w:ascii="NanumGothicCoding" w:eastAsia="NanumGothicCoding" w:hAnsi="NanumGothicCoding"/>
                 <w:sz w:val="16"/>
               </w:rPr>
-              <w:t>CREATE TABLE Table_A(COL1 INTEGER, COL2 INTEGER);</w:t>
+              <w:t xml:space="preserve">CREATE TABLE </w:t>
+            </w:r>
+            <w:proofErr w:type="spellStart"/>
+            <w:r>
+              <w:rPr>
+                <w:rFonts w:ascii="NanumGothicCoding" w:eastAsia="NanumGothicCoding" w:hAnsi="NanumGothicCoding"/>
+                <w:sz w:val="16"/>
+              </w:rPr>
+              <w:t>Table_</w:t>
+            </w:r>
+            <w:proofErr w:type="gramStart"/>
+            <w:r>
+              <w:rPr>
+                <w:rFonts w:ascii="NanumGothicCoding" w:eastAsia="NanumGothicCoding" w:hAnsi="NanumGothicCoding"/>
+                <w:sz w:val="16"/>
+              </w:rPr>
+              <w:t>A</w:t>
+            </w:r>
+            <w:proofErr w:type="spellEnd"/>
+            <w:r>
+              <w:rPr>
+                <w:rFonts w:ascii="NanumGothicCoding" w:eastAsia="NanumGothicCoding" w:hAnsi="NanumGothicCoding"/>
+                <w:sz w:val="16"/>
+              </w:rPr>
+              <w:t>(</w:t>
+            </w:r>
+            <w:proofErr w:type="gramEnd"/>
+            <w:r>
+              <w:rPr>
+                <w:rFonts w:ascii="NanumGothicCoding" w:eastAsia="NanumGothicCoding" w:hAnsi="NanumGothicCoding"/>
+                <w:sz w:val="16"/>
+              </w:rPr>
+              <w:t>COL1 INTEGER, COL2 INTEGER);</w:t>
             </w:r>
             <w:r>
               <w:rPr>
@@ -2007,7 +3105,39 @@
                 <w:rFonts w:ascii="NanumGothicCoding" w:eastAsia="NanumGothicCoding" w:hAnsi="NanumGothicCoding"/>
                 <w:sz w:val="16"/>
               </w:rPr>
-              <w:t>CREATE TABLE Table_B(COL1 INTEGER, COL2 INTEGER);</w:t>
+              <w:t xml:space="preserve">CREATE TABLE </w:t>
+            </w:r>
+            <w:proofErr w:type="spellStart"/>
+            <w:r>
+              <w:rPr>
+                <w:rFonts w:ascii="NanumGothicCoding" w:eastAsia="NanumGothicCoding" w:hAnsi="NanumGothicCoding"/>
+                <w:sz w:val="16"/>
+              </w:rPr>
+              <w:t>Table_</w:t>
+            </w:r>
+            <w:proofErr w:type="gramStart"/>
+            <w:r>
+              <w:rPr>
+                <w:rFonts w:ascii="NanumGothicCoding" w:eastAsia="NanumGothicCoding" w:hAnsi="NanumGothicCoding"/>
+                <w:sz w:val="16"/>
+              </w:rPr>
+              <w:t>B</w:t>
+            </w:r>
+            <w:proofErr w:type="spellEnd"/>
+            <w:r>
+              <w:rPr>
+                <w:rFonts w:ascii="NanumGothicCoding" w:eastAsia="NanumGothicCoding" w:hAnsi="NanumGothicCoding"/>
+                <w:sz w:val="16"/>
+              </w:rPr>
+              <w:t>(</w:t>
+            </w:r>
+            <w:proofErr w:type="gramEnd"/>
+            <w:r>
+              <w:rPr>
+                <w:rFonts w:ascii="NanumGothicCoding" w:eastAsia="NanumGothicCoding" w:hAnsi="NanumGothicCoding"/>
+                <w:sz w:val="16"/>
+              </w:rPr>
+              <w:t>COL1 INTEGER, COL2 INTEGER);</w:t>
             </w:r>
             <w:r>
               <w:rPr>
@@ -2020,7 +3150,23 @@
                 <w:rFonts w:ascii="NanumGothicCoding" w:eastAsia="NanumGothicCoding" w:hAnsi="NanumGothicCoding"/>
                 <w:sz w:val="16"/>
               </w:rPr>
-              <w:t>INSERT INTO Table_A VALUES (1, 2), (1, 2), (1, 3);</w:t>
+              <w:t xml:space="preserve">INSERT INTO </w:t>
+            </w:r>
+            <w:proofErr w:type="spellStart"/>
+            <w:r>
+              <w:rPr>
+                <w:rFonts w:ascii="NanumGothicCoding" w:eastAsia="NanumGothicCoding" w:hAnsi="NanumGothicCoding"/>
+                <w:sz w:val="16"/>
+              </w:rPr>
+              <w:t>Table_A</w:t>
+            </w:r>
+            <w:proofErr w:type="spellEnd"/>
+            <w:r>
+              <w:rPr>
+                <w:rFonts w:ascii="NanumGothicCoding" w:eastAsia="NanumGothicCoding" w:hAnsi="NanumGothicCoding"/>
+                <w:sz w:val="16"/>
+              </w:rPr>
+              <w:t xml:space="preserve"> VALUES (1, 2), (1, 2), (1, 3);</w:t>
             </w:r>
             <w:r>
               <w:rPr>
@@ -2033,7 +3179,23 @@
                 <w:rFonts w:ascii="NanumGothicCoding" w:eastAsia="NanumGothicCoding" w:hAnsi="NanumGothicCoding"/>
                 <w:sz w:val="16"/>
               </w:rPr>
-              <w:t>INSERT INTO Table_B VALUES (1, 2), (1, 4), (1, 5);</w:t>
+              <w:t xml:space="preserve">INSERT INTO </w:t>
+            </w:r>
+            <w:proofErr w:type="spellStart"/>
+            <w:r>
+              <w:rPr>
+                <w:rFonts w:ascii="NanumGothicCoding" w:eastAsia="NanumGothicCoding" w:hAnsi="NanumGothicCoding"/>
+                <w:sz w:val="16"/>
+              </w:rPr>
+              <w:t>Table_B</w:t>
+            </w:r>
+            <w:proofErr w:type="spellEnd"/>
+            <w:r>
+              <w:rPr>
+                <w:rFonts w:ascii="NanumGothicCoding" w:eastAsia="NanumGothicCoding" w:hAnsi="NanumGothicCoding"/>
+                <w:sz w:val="16"/>
+              </w:rPr>
+              <w:t xml:space="preserve"> VALUES (1, 2), (1, 4), (1, 5);</w:t>
             </w:r>
           </w:p>
         </w:tc>
@@ -2072,12 +3234,37 @@
         </w:rPr>
         <w:t xml:space="preserve">. </w:t>
       </w:r>
+      <w:proofErr w:type="spellStart"/>
       <w:r>
         <w:rPr>
           <w:sz w:val="21"/>
           <w:lang w:eastAsia="ko-KR"/>
         </w:rPr>
-        <w:t>Table_A의 중복 제거 결과와 Table_B를 UNION한 뒤 COL2 내림차순 정렬하는 SQL을 작성</w:t>
+        <w:t>Table_A</w:t>
+      </w:r>
+      <w:proofErr w:type="spellEnd"/>
+      <w:r>
+        <w:rPr>
+          <w:sz w:val="21"/>
+          <w:lang w:eastAsia="ko-KR"/>
+        </w:rPr>
+        <w:t xml:space="preserve">의 중복 제거 결과와 </w:t>
+      </w:r>
+      <w:proofErr w:type="spellStart"/>
+      <w:r>
+        <w:rPr>
+          <w:sz w:val="21"/>
+          <w:lang w:eastAsia="ko-KR"/>
+        </w:rPr>
+        <w:t>Table_B</w:t>
+      </w:r>
+      <w:proofErr w:type="spellEnd"/>
+      <w:r>
+        <w:rPr>
+          <w:sz w:val="21"/>
+          <w:lang w:eastAsia="ko-KR"/>
+        </w:rPr>
+        <w:t>를 UNION한 뒤 COL2 내림차순 정렬하는 SQL을 작성</w:t>
       </w:r>
       <w:r>
         <w:rPr>
@@ -2234,7 +3421,25 @@
           <w:sz w:val="26"/>
           <w:lang w:eastAsia="ko-KR"/>
         </w:rPr>
-        <w:t>. 조인, 서브쿼리, LIKE</w:t>
+        <w:t xml:space="preserve">. 조인, </w:t>
+      </w:r>
+      <w:proofErr w:type="spellStart"/>
+      <w:r>
+        <w:rPr>
+          <w:rFonts w:ascii="나눔고딕" w:eastAsia="나눔고딕" w:hAnsi="나눔고딕"/>
+          <w:sz w:val="26"/>
+          <w:lang w:eastAsia="ko-KR"/>
+        </w:rPr>
+        <w:t>서브쿼리</w:t>
+      </w:r>
+      <w:proofErr w:type="spellEnd"/>
+      <w:r>
+        <w:rPr>
+          <w:rFonts w:ascii="나눔고딕" w:eastAsia="나눔고딕" w:hAnsi="나눔고딕"/>
+          <w:sz w:val="26"/>
+          <w:lang w:eastAsia="ko-KR"/>
+        </w:rPr>
+        <w:t>, LIKE</w:t>
       </w:r>
     </w:p>
     <w:tbl>
@@ -2270,7 +3475,23 @@
                 <w:rFonts w:ascii="NanumGothicCoding" w:eastAsia="NanumGothicCoding" w:hAnsi="NanumGothicCoding"/>
                 <w:sz w:val="16"/>
               </w:rPr>
-              <w:t>CREATE TABLE 직원 (EMP_NO INT, EMP_NAME VARCHAR(20));</w:t>
+              <w:t xml:space="preserve">CREATE TABLE </w:t>
+            </w:r>
+            <w:proofErr w:type="spellStart"/>
+            <w:r>
+              <w:rPr>
+                <w:rFonts w:ascii="NanumGothicCoding" w:eastAsia="NanumGothicCoding" w:hAnsi="NanumGothicCoding"/>
+                <w:sz w:val="16"/>
+              </w:rPr>
+              <w:t>직원</w:t>
+            </w:r>
+            <w:proofErr w:type="spellEnd"/>
+            <w:r>
+              <w:rPr>
+                <w:rFonts w:ascii="NanumGothicCoding" w:eastAsia="NanumGothicCoding" w:hAnsi="NanumGothicCoding"/>
+                <w:sz w:val="16"/>
+              </w:rPr>
+              <w:t xml:space="preserve"> (EMP_NO INT, EMP_NAME VARCHAR(20));</w:t>
             </w:r>
             <w:r>
               <w:rPr>
@@ -2283,7 +3504,23 @@
                 <w:rFonts w:ascii="NanumGothicCoding" w:eastAsia="NanumGothicCoding" w:hAnsi="NanumGothicCoding"/>
                 <w:sz w:val="16"/>
               </w:rPr>
-              <w:t>INSERT INTO 직원 VALUES</w:t>
+              <w:t xml:space="preserve">INSERT INTO </w:t>
+            </w:r>
+            <w:proofErr w:type="spellStart"/>
+            <w:r>
+              <w:rPr>
+                <w:rFonts w:ascii="NanumGothicCoding" w:eastAsia="NanumGothicCoding" w:hAnsi="NanumGothicCoding"/>
+                <w:sz w:val="16"/>
+              </w:rPr>
+              <w:t>직원</w:t>
+            </w:r>
+            <w:proofErr w:type="spellEnd"/>
+            <w:r>
+              <w:rPr>
+                <w:rFonts w:ascii="NanumGothicCoding" w:eastAsia="NanumGothicCoding" w:hAnsi="NanumGothicCoding"/>
+                <w:sz w:val="16"/>
+              </w:rPr>
+              <w:t xml:space="preserve"> VALUES</w:t>
             </w:r>
             <w:r>
               <w:rPr>
@@ -2296,7 +3533,87 @@
                 <w:rFonts w:ascii="NanumGothicCoding" w:eastAsia="NanumGothicCoding" w:hAnsi="NanumGothicCoding"/>
                 <w:sz w:val="16"/>
               </w:rPr>
-              <w:t>(100, '김성모'), (200, '이재후'), (300, '이준형'), (400, '성우람'), (500, '홍찬종');</w:t>
+              <w:t>(100, '</w:t>
+            </w:r>
+            <w:proofErr w:type="spellStart"/>
+            <w:r>
+              <w:rPr>
+                <w:rFonts w:ascii="NanumGothicCoding" w:eastAsia="NanumGothicCoding" w:hAnsi="NanumGothicCoding"/>
+                <w:sz w:val="16"/>
+              </w:rPr>
+              <w:t>김성모</w:t>
+            </w:r>
+            <w:proofErr w:type="spellEnd"/>
+            <w:r>
+              <w:rPr>
+                <w:rFonts w:ascii="NanumGothicCoding" w:eastAsia="NanumGothicCoding" w:hAnsi="NanumGothicCoding"/>
+                <w:sz w:val="16"/>
+              </w:rPr>
+              <w:t>'), (200, '</w:t>
+            </w:r>
+            <w:proofErr w:type="spellStart"/>
+            <w:r>
+              <w:rPr>
+                <w:rFonts w:ascii="NanumGothicCoding" w:eastAsia="NanumGothicCoding" w:hAnsi="NanumGothicCoding"/>
+                <w:sz w:val="16"/>
+              </w:rPr>
+              <w:t>이재후</w:t>
+            </w:r>
+            <w:proofErr w:type="spellEnd"/>
+            <w:r>
+              <w:rPr>
+                <w:rFonts w:ascii="NanumGothicCoding" w:eastAsia="NanumGothicCoding" w:hAnsi="NanumGothicCoding"/>
+                <w:sz w:val="16"/>
+              </w:rPr>
+              <w:t>'), (300, '</w:t>
+            </w:r>
+            <w:proofErr w:type="spellStart"/>
+            <w:r>
+              <w:rPr>
+                <w:rFonts w:ascii="NanumGothicCoding" w:eastAsia="NanumGothicCoding" w:hAnsi="NanumGothicCoding"/>
+                <w:sz w:val="16"/>
+              </w:rPr>
+              <w:t>이준형</w:t>
+            </w:r>
+            <w:proofErr w:type="spellEnd"/>
+            <w:r>
+              <w:rPr>
+                <w:rFonts w:ascii="NanumGothicCoding" w:eastAsia="NanumGothicCoding" w:hAnsi="NanumGothicCoding"/>
+                <w:sz w:val="16"/>
+              </w:rPr>
+              <w:t>'), (400, '</w:t>
+            </w:r>
+            <w:proofErr w:type="spellStart"/>
+            <w:r>
+              <w:rPr>
+                <w:rFonts w:ascii="NanumGothicCoding" w:eastAsia="NanumGothicCoding" w:hAnsi="NanumGothicCoding"/>
+                <w:sz w:val="16"/>
+              </w:rPr>
+              <w:t>성우람</w:t>
+            </w:r>
+            <w:proofErr w:type="spellEnd"/>
+            <w:r>
+              <w:rPr>
+                <w:rFonts w:ascii="NanumGothicCoding" w:eastAsia="NanumGothicCoding" w:hAnsi="NanumGothicCoding"/>
+                <w:sz w:val="16"/>
+              </w:rPr>
+              <w:t>'), (500, '</w:t>
+            </w:r>
+            <w:proofErr w:type="spellStart"/>
+            <w:r>
+              <w:rPr>
+                <w:rFonts w:ascii="NanumGothicCoding" w:eastAsia="NanumGothicCoding" w:hAnsi="NanumGothicCoding"/>
+                <w:sz w:val="16"/>
+              </w:rPr>
+              <w:t>홍찬종</w:t>
+            </w:r>
+            <w:proofErr w:type="spellEnd"/>
+            <w:r>
+              <w:rPr>
+                <w:rFonts w:ascii="NanumGothicCoding" w:eastAsia="NanumGothicCoding" w:hAnsi="NanumGothicCoding"/>
+                <w:sz w:val="16"/>
+              </w:rPr>
+              <w:t>');</w:t>
             </w:r>
             <w:r>
               <w:rPr>
@@ -2309,7 +3626,23 @@
                 <w:rFonts w:ascii="NanumGothicCoding" w:eastAsia="NanumGothicCoding" w:hAnsi="NanumGothicCoding"/>
                 <w:sz w:val="16"/>
               </w:rPr>
-              <w:t>CREATE TABLE 급여 (EMP_NO INT, EMP_SAL INT);</w:t>
+              <w:t xml:space="preserve">CREATE TABLE </w:t>
+            </w:r>
+            <w:proofErr w:type="spellStart"/>
+            <w:r>
+              <w:rPr>
+                <w:rFonts w:ascii="NanumGothicCoding" w:eastAsia="NanumGothicCoding" w:hAnsi="NanumGothicCoding"/>
+                <w:sz w:val="16"/>
+              </w:rPr>
+              <w:t>급여</w:t>
+            </w:r>
+            <w:proofErr w:type="spellEnd"/>
+            <w:r>
+              <w:rPr>
+                <w:rFonts w:ascii="NanumGothicCoding" w:eastAsia="NanumGothicCoding" w:hAnsi="NanumGothicCoding"/>
+                <w:sz w:val="16"/>
+              </w:rPr>
+              <w:t xml:space="preserve"> (EMP_NO INT, EMP_SAL INT);</w:t>
             </w:r>
             <w:r>
               <w:rPr>
@@ -2322,7 +3655,23 @@
                 <w:rFonts w:ascii="NanumGothicCoding" w:eastAsia="NanumGothicCoding" w:hAnsi="NanumGothicCoding"/>
                 <w:sz w:val="16"/>
               </w:rPr>
-              <w:t>INSERT INTO 급여 VALUES</w:t>
+              <w:t xml:space="preserve">INSERT INTO </w:t>
+            </w:r>
+            <w:proofErr w:type="spellStart"/>
+            <w:r>
+              <w:rPr>
+                <w:rFonts w:ascii="NanumGothicCoding" w:eastAsia="NanumGothicCoding" w:hAnsi="NanumGothicCoding"/>
+                <w:sz w:val="16"/>
+              </w:rPr>
+              <w:t>급여</w:t>
+            </w:r>
+            <w:proofErr w:type="spellEnd"/>
+            <w:r>
+              <w:rPr>
+                <w:rFonts w:ascii="NanumGothicCoding" w:eastAsia="NanumGothicCoding" w:hAnsi="NanumGothicCoding"/>
+                <w:sz w:val="16"/>
+              </w:rPr>
+              <w:t xml:space="preserve"> VALUES</w:t>
             </w:r>
             <w:r>
               <w:rPr>
@@ -2555,7 +3904,23 @@
                 <w:rFonts w:ascii="NanumGothicCoding" w:eastAsia="NanumGothicCoding" w:hAnsi="NanumGothicCoding"/>
                 <w:sz w:val="16"/>
               </w:rPr>
-              <w:t>CREATE TABLE T1 (CODE INT, NAME VARCHAR(10));</w:t>
+              <w:t xml:space="preserve">CREATE TABLE T1 (CODE INT, NAME </w:t>
+            </w:r>
+            <w:proofErr w:type="gramStart"/>
+            <w:r>
+              <w:rPr>
+                <w:rFonts w:ascii="NanumGothicCoding" w:eastAsia="NanumGothicCoding" w:hAnsi="NanumGothicCoding"/>
+                <w:sz w:val="16"/>
+              </w:rPr>
+              <w:t>VARCHAR(</w:t>
+            </w:r>
+            <w:proofErr w:type="gramEnd"/>
+            <w:r>
+              <w:rPr>
+                <w:rFonts w:ascii="NanumGothicCoding" w:eastAsia="NanumGothicCoding" w:hAnsi="NanumGothicCoding"/>
+                <w:sz w:val="16"/>
+              </w:rPr>
+              <w:t>10));</w:t>
             </w:r>
             <w:r>
               <w:rPr>
@@ -2568,7 +3933,39 @@
                 <w:rFonts w:ascii="NanumGothicCoding" w:eastAsia="NanumGothicCoding" w:hAnsi="NanumGothicCoding"/>
                 <w:sz w:val="16"/>
               </w:rPr>
-              <w:t>INSERT INTO T1 VALUES (3258, 'smith'), (4324, 'allen'), (5432, 'scott');</w:t>
+              <w:t>INSERT INTO T1 VALUES (3258, 'smith'), (4324, '</w:t>
+            </w:r>
+            <w:proofErr w:type="spellStart"/>
+            <w:r>
+              <w:rPr>
+                <w:rFonts w:ascii="NanumGothicCoding" w:eastAsia="NanumGothicCoding" w:hAnsi="NanumGothicCoding"/>
+                <w:sz w:val="16"/>
+              </w:rPr>
+              <w:t>allen</w:t>
+            </w:r>
+            <w:proofErr w:type="spellEnd"/>
+            <w:r>
+              <w:rPr>
+                <w:rFonts w:ascii="NanumGothicCoding" w:eastAsia="NanumGothicCoding" w:hAnsi="NanumGothicCoding"/>
+                <w:sz w:val="16"/>
+              </w:rPr>
+              <w:t>'), (5432, '</w:t>
+            </w:r>
+            <w:proofErr w:type="spellStart"/>
+            <w:r>
+              <w:rPr>
+                <w:rFonts w:ascii="NanumGothicCoding" w:eastAsia="NanumGothicCoding" w:hAnsi="NanumGothicCoding"/>
+                <w:sz w:val="16"/>
+              </w:rPr>
+              <w:t>scott</w:t>
+            </w:r>
+            <w:proofErr w:type="spellEnd"/>
+            <w:r>
+              <w:rPr>
+                <w:rFonts w:ascii="NanumGothicCoding" w:eastAsia="NanumGothicCoding" w:hAnsi="NanumGothicCoding"/>
+                <w:sz w:val="16"/>
+              </w:rPr>
+              <w:t>');</w:t>
             </w:r>
             <w:r>
               <w:rPr>
@@ -2581,7 +3978,23 @@
                 <w:rFonts w:ascii="NanumGothicCoding" w:eastAsia="NanumGothicCoding" w:hAnsi="NanumGothicCoding"/>
                 <w:sz w:val="16"/>
               </w:rPr>
-              <w:t>CREATE TABLE T2 (NO INT, RULE VARCHAR(10));</w:t>
+              <w:t xml:space="preserve">CREATE TABLE T2 (NO INT, RULE </w:t>
+            </w:r>
+            <w:proofErr w:type="gramStart"/>
+            <w:r>
+              <w:rPr>
+                <w:rFonts w:ascii="NanumGothicCoding" w:eastAsia="NanumGothicCoding" w:hAnsi="NanumGothicCoding"/>
+                <w:sz w:val="16"/>
+              </w:rPr>
+              <w:t>VARCHAR(</w:t>
+            </w:r>
+            <w:proofErr w:type="gramEnd"/>
+            <w:r>
+              <w:rPr>
+                <w:rFonts w:ascii="NanumGothicCoding" w:eastAsia="NanumGothicCoding" w:hAnsi="NanumGothicCoding"/>
+                <w:sz w:val="16"/>
+              </w:rPr>
+              <w:t>10));</w:t>
             </w:r>
             <w:r>
               <w:rPr>
@@ -2594,7 +4007,23 @@
                 <w:rFonts w:ascii="NanumGothicCoding" w:eastAsia="NanumGothicCoding" w:hAnsi="NanumGothicCoding"/>
                 <w:sz w:val="16"/>
               </w:rPr>
-              <w:t>INSERT INTO T2 VALUES (12, 's%'), (32, '%t%');</w:t>
+              <w:t>INSERT INTO T2 VALUES (12, 's%'), (32, '%</w:t>
+            </w:r>
+            <w:proofErr w:type="gramStart"/>
+            <w:r>
+              <w:rPr>
+                <w:rFonts w:ascii="NanumGothicCoding" w:eastAsia="NanumGothicCoding" w:hAnsi="NanumGothicCoding"/>
+                <w:sz w:val="16"/>
+              </w:rPr>
+              <w:t>t%'</w:t>
+            </w:r>
+            <w:proofErr w:type="gramEnd"/>
+            <w:r>
+              <w:rPr>
+                <w:rFonts w:ascii="NanumGothicCoding" w:eastAsia="NanumGothicCoding" w:hAnsi="NanumGothicCoding"/>
+                <w:sz w:val="16"/>
+              </w:rPr>
+              <w:t>);</w:t>
             </w:r>
           </w:p>
         </w:tc>
@@ -2890,7 +4319,23 @@
           <w:sz w:val="21"/>
           <w:lang w:eastAsia="ko-KR"/>
         </w:rPr>
-        <w:t>Table2에서 D가 'K'인 C 값들과 일치하는 Table1의 B 컬럼을 IN 서브쿼리로 조회하는 SQL을 작성하</w:t>
+        <w:t xml:space="preserve">Table2에서 D가 'K'인 C 값들과 일치하는 Table1의 B 컬럼을 IN </w:t>
+      </w:r>
+      <w:proofErr w:type="spellStart"/>
+      <w:r>
+        <w:rPr>
+          <w:sz w:val="21"/>
+          <w:lang w:eastAsia="ko-KR"/>
+        </w:rPr>
+        <w:t>서브쿼리로</w:t>
+      </w:r>
+      <w:proofErr w:type="spellEnd"/>
+      <w:r>
+        <w:rPr>
+          <w:sz w:val="21"/>
+          <w:lang w:eastAsia="ko-KR"/>
+        </w:rPr>
+        <w:t xml:space="preserve"> 조회하는 SQL을 작성하</w:t>
       </w:r>
       <w:r>
         <w:rPr>
@@ -3036,8 +4481,33 @@
           <w:rFonts w:ascii="나눔고딕" w:eastAsia="나눔고딕" w:hAnsi="나눔고딕"/>
           <w:sz w:val="26"/>
         </w:rPr>
-        <w:t>. GROUP BY, HAVING, 실행 순서</w:t>
-      </w:r>
+        <w:t xml:space="preserve">. GROUP BY, HAVING, </w:t>
+      </w:r>
+      <w:proofErr w:type="spellStart"/>
+      <w:r>
+        <w:rPr>
+          <w:rFonts w:ascii="나눔고딕" w:eastAsia="나눔고딕" w:hAnsi="나눔고딕"/>
+          <w:sz w:val="26"/>
+        </w:rPr>
+        <w:t>실행</w:t>
+      </w:r>
+      <w:proofErr w:type="spellEnd"/>
+      <w:r>
+        <w:rPr>
+          <w:rFonts w:ascii="나눔고딕" w:eastAsia="나눔고딕" w:hAnsi="나눔고딕"/>
+          <w:sz w:val="26"/>
+        </w:rPr>
+        <w:t xml:space="preserve"> </w:t>
+      </w:r>
+      <w:proofErr w:type="spellStart"/>
+      <w:r>
+        <w:rPr>
+          <w:rFonts w:ascii="나눔고딕" w:eastAsia="나눔고딕" w:hAnsi="나눔고딕"/>
+          <w:sz w:val="26"/>
+        </w:rPr>
+        <w:t>순서</w:t>
+      </w:r>
+      <w:proofErr w:type="spellEnd"/>
     </w:p>
     <w:tbl>
       <w:tblPr>
@@ -3106,7 +4576,25 @@
                 <w:sz w:val="16"/>
                 <w:lang w:eastAsia="ko-KR"/>
               </w:rPr>
-              <w:t>(2022512, '김연진', '컴퓨터공학', 3, 90),</w:t>
+              <w:t>(2022512, '</w:t>
+            </w:r>
+            <w:proofErr w:type="spellStart"/>
+            <w:r>
+              <w:rPr>
+                <w:rFonts w:ascii="NanumGothicCoding" w:eastAsia="NanumGothicCoding" w:hAnsi="NanumGothicCoding"/>
+                <w:sz w:val="16"/>
+                <w:lang w:eastAsia="ko-KR"/>
+              </w:rPr>
+              <w:t>김연진</w:t>
+            </w:r>
+            <w:proofErr w:type="spellEnd"/>
+            <w:r>
+              <w:rPr>
+                <w:rFonts w:ascii="NanumGothicCoding" w:eastAsia="NanumGothicCoding" w:hAnsi="NanumGothicCoding"/>
+                <w:sz w:val="16"/>
+                <w:lang w:eastAsia="ko-KR"/>
+              </w:rPr>
+              <w:t>', '컴퓨터공학', 3, 90),</w:t>
             </w:r>
             <w:r>
               <w:rPr>
@@ -3121,7 +4609,25 @@
                 <w:sz w:val="16"/>
                 <w:lang w:eastAsia="ko-KR"/>
               </w:rPr>
-              <w:t>(2120326, '문동은', '전자공학', 3, 80),</w:t>
+              <w:t>(2120326, '</w:t>
+            </w:r>
+            <w:proofErr w:type="spellStart"/>
+            <w:r>
+              <w:rPr>
+                <w:rFonts w:ascii="NanumGothicCoding" w:eastAsia="NanumGothicCoding" w:hAnsi="NanumGothicCoding"/>
+                <w:sz w:val="16"/>
+                <w:lang w:eastAsia="ko-KR"/>
+              </w:rPr>
+              <w:t>문동은</w:t>
+            </w:r>
+            <w:proofErr w:type="spellEnd"/>
+            <w:r>
+              <w:rPr>
+                <w:rFonts w:ascii="NanumGothicCoding" w:eastAsia="NanumGothicCoding" w:hAnsi="NanumGothicCoding"/>
+                <w:sz w:val="16"/>
+                <w:lang w:eastAsia="ko-KR"/>
+              </w:rPr>
+              <w:t>', '전자공학', 3, 80),</w:t>
             </w:r>
             <w:r>
               <w:rPr>
@@ -3136,7 +4642,25 @@
                 <w:sz w:val="16"/>
                 <w:lang w:eastAsia="ko-KR"/>
               </w:rPr>
-              <w:t>(2204534, '차호윤', '컴퓨터공학', 2, 95),</w:t>
+              <w:t>(2204534, '</w:t>
+            </w:r>
+            <w:proofErr w:type="spellStart"/>
+            <w:r>
+              <w:rPr>
+                <w:rFonts w:ascii="NanumGothicCoding" w:eastAsia="NanumGothicCoding" w:hAnsi="NanumGothicCoding"/>
+                <w:sz w:val="16"/>
+                <w:lang w:eastAsia="ko-KR"/>
+              </w:rPr>
+              <w:t>차호윤</w:t>
+            </w:r>
+            <w:proofErr w:type="spellEnd"/>
+            <w:r>
+              <w:rPr>
+                <w:rFonts w:ascii="NanumGothicCoding" w:eastAsia="NanumGothicCoding" w:hAnsi="NanumGothicCoding"/>
+                <w:sz w:val="16"/>
+                <w:lang w:eastAsia="ko-KR"/>
+              </w:rPr>
+              <w:t>', '컴퓨터공학', 2, 95),</w:t>
             </w:r>
             <w:r>
               <w:rPr>
@@ -3151,7 +4675,25 @@
                 <w:sz w:val="16"/>
                 <w:lang w:eastAsia="ko-KR"/>
               </w:rPr>
-              <w:t>(2309876, '성우람', '전자공학', 1, 85),</w:t>
+              <w:t>(2309876, '</w:t>
+            </w:r>
+            <w:proofErr w:type="spellStart"/>
+            <w:r>
+              <w:rPr>
+                <w:rFonts w:ascii="NanumGothicCoding" w:eastAsia="NanumGothicCoding" w:hAnsi="NanumGothicCoding"/>
+                <w:sz w:val="16"/>
+                <w:lang w:eastAsia="ko-KR"/>
+              </w:rPr>
+              <w:t>성우람</w:t>
+            </w:r>
+            <w:proofErr w:type="spellEnd"/>
+            <w:r>
+              <w:rPr>
+                <w:rFonts w:ascii="NanumGothicCoding" w:eastAsia="NanumGothicCoding" w:hAnsi="NanumGothicCoding"/>
+                <w:sz w:val="16"/>
+                <w:lang w:eastAsia="ko-KR"/>
+              </w:rPr>
+              <w:t>', '전자공학', 1, 85),</w:t>
             </w:r>
             <w:r>
               <w:rPr>
@@ -3166,7 +4708,25 @@
                 <w:sz w:val="16"/>
                 <w:lang w:eastAsia="ko-KR"/>
               </w:rPr>
-              <w:t>(1923094, '홍찬종', '건축학', 4, 95),</w:t>
+              <w:t>(1923094, '</w:t>
+            </w:r>
+            <w:proofErr w:type="spellStart"/>
+            <w:r>
+              <w:rPr>
+                <w:rFonts w:ascii="NanumGothicCoding" w:eastAsia="NanumGothicCoding" w:hAnsi="NanumGothicCoding"/>
+                <w:sz w:val="16"/>
+                <w:lang w:eastAsia="ko-KR"/>
+              </w:rPr>
+              <w:t>홍찬종</w:t>
+            </w:r>
+            <w:proofErr w:type="spellEnd"/>
+            <w:r>
+              <w:rPr>
+                <w:rFonts w:ascii="NanumGothicCoding" w:eastAsia="NanumGothicCoding" w:hAnsi="NanumGothicCoding"/>
+                <w:sz w:val="16"/>
+                <w:lang w:eastAsia="ko-KR"/>
+              </w:rPr>
+              <w:t>', '건축학', 4, 95),</w:t>
             </w:r>
             <w:r>
               <w:rPr>
@@ -3181,7 +4741,25 @@
                 <w:sz w:val="16"/>
                 <w:lang w:eastAsia="ko-KR"/>
               </w:rPr>
-              <w:t>(2102934, '이사랑', '건축학', 2, 100);</w:t>
+              <w:t>(2102934, '</w:t>
+            </w:r>
+            <w:proofErr w:type="spellStart"/>
+            <w:r>
+              <w:rPr>
+                <w:rFonts w:ascii="NanumGothicCoding" w:eastAsia="NanumGothicCoding" w:hAnsi="NanumGothicCoding"/>
+                <w:sz w:val="16"/>
+                <w:lang w:eastAsia="ko-KR"/>
+              </w:rPr>
+              <w:t>이사랑</w:t>
+            </w:r>
+            <w:proofErr w:type="spellEnd"/>
+            <w:r>
+              <w:rPr>
+                <w:rFonts w:ascii="NanumGothicCoding" w:eastAsia="NanumGothicCoding" w:hAnsi="NanumGothicCoding"/>
+                <w:sz w:val="16"/>
+                <w:lang w:eastAsia="ko-KR"/>
+              </w:rPr>
+              <w:t>', '건축학', 2, 100);</w:t>
             </w:r>
           </w:p>
         </w:tc>
@@ -3195,13 +4773,23 @@
           <w:lang w:eastAsia="ko-KR"/>
         </w:rPr>
       </w:pPr>
+      <w:proofErr w:type="gramStart"/>
       <w:r>
         <w:rPr>
           <w:b/>
           <w:sz w:val="21"/>
           <w:lang w:eastAsia="ko-KR"/>
         </w:rPr>
-        <w:t xml:space="preserve">문제 . </w:t>
+        <w:t>문제 .</w:t>
+      </w:r>
+      <w:proofErr w:type="gramEnd"/>
+      <w:r>
+        <w:rPr>
+          <w:b/>
+          <w:sz w:val="21"/>
+          <w:lang w:eastAsia="ko-KR"/>
+        </w:rPr>
+        <w:t xml:space="preserve"> </w:t>
       </w:r>
       <w:r>
         <w:rPr>
@@ -3216,7 +4804,25 @@
           <w:sz w:val="21"/>
           <w:lang w:eastAsia="ko-KR"/>
         </w:rPr>
-        <w:t>를 내림차순으로 정렬하고 최소점수로 내림차수 하세요.</w:t>
+        <w:t xml:space="preserve">를 내림차순으로 정렬하고 최소점수로 </w:t>
+      </w:r>
+      <w:proofErr w:type="spellStart"/>
+      <w:r>
+        <w:rPr>
+          <w:rFonts w:hint="eastAsia"/>
+          <w:sz w:val="21"/>
+          <w:lang w:eastAsia="ko-KR"/>
+        </w:rPr>
+        <w:t>내림차수</w:t>
+      </w:r>
+      <w:proofErr w:type="spellEnd"/>
+      <w:r>
+        <w:rPr>
+          <w:rFonts w:hint="eastAsia"/>
+          <w:sz w:val="21"/>
+          <w:lang w:eastAsia="ko-KR"/>
+        </w:rPr>
+        <w:t xml:space="preserve"> 하세요.</w:t>
       </w:r>
     </w:p>
     <w:p>
@@ -3311,6 +4917,8 @@
       <w:pPr>
         <w:spacing w:after="0"/>
       </w:pPr>
+      <w:proofErr w:type="spellStart"/>
+      <w:proofErr w:type="gramStart"/>
       <w:r>
         <w:rPr>
           <w:b/>
@@ -3318,6 +4926,7 @@
         </w:rPr>
         <w:t>문제</w:t>
       </w:r>
+      <w:proofErr w:type="spellEnd"/>
       <w:r>
         <w:rPr>
           <w:rFonts w:hint="eastAsia"/>
@@ -3327,6 +4936,7 @@
         </w:rPr>
         <w:t xml:space="preserve"> .</w:t>
       </w:r>
+      <w:proofErr w:type="gramEnd"/>
       <w:r>
         <w:rPr>
           <w:b/>
@@ -3338,7 +4948,56 @@
         <w:rPr>
           <w:sz w:val="21"/>
         </w:rPr>
-        <w:t>SELECT 문 논리적 실행 순서를 쓰</w:t>
+        <w:t xml:space="preserve">SELECT 문 </w:t>
+      </w:r>
+      <w:proofErr w:type="spellStart"/>
+      <w:r>
+        <w:rPr>
+          <w:sz w:val="21"/>
+        </w:rPr>
+        <w:t>논리적</w:t>
+      </w:r>
+      <w:proofErr w:type="spellEnd"/>
+      <w:r>
+        <w:rPr>
+          <w:sz w:val="21"/>
+        </w:rPr>
+        <w:t xml:space="preserve"> </w:t>
+      </w:r>
+      <w:proofErr w:type="spellStart"/>
+      <w:r>
+        <w:rPr>
+          <w:sz w:val="21"/>
+        </w:rPr>
+        <w:t>실행</w:t>
+      </w:r>
+      <w:proofErr w:type="spellEnd"/>
+      <w:r>
+        <w:rPr>
+          <w:sz w:val="21"/>
+        </w:rPr>
+        <w:t xml:space="preserve"> </w:t>
+      </w:r>
+      <w:proofErr w:type="spellStart"/>
+      <w:r>
+        <w:rPr>
+          <w:sz w:val="21"/>
+        </w:rPr>
+        <w:t>순서를</w:t>
+      </w:r>
+      <w:proofErr w:type="spellEnd"/>
+      <w:r>
+        <w:rPr>
+          <w:sz w:val="21"/>
+        </w:rPr>
+        <w:t xml:space="preserve"> </w:t>
+      </w:r>
+      <w:proofErr w:type="gramStart"/>
+      <w:r>
+        <w:rPr>
+          <w:sz w:val="21"/>
+        </w:rPr>
+        <w:t>쓰</w:t>
       </w:r>
       <w:r>
         <w:rPr>
@@ -3359,7 +5018,14 @@
         <w:rPr>
           <w:sz w:val="21"/>
         </w:rPr>
-        <w:t>: SELECT, FROM, WHERE, GROUP BY, HAVING, ORDER BY</w:t>
+        <w:t>:</w:t>
+      </w:r>
+      <w:proofErr w:type="gramEnd"/>
+      <w:r>
+        <w:rPr>
+          <w:sz w:val="21"/>
+        </w:rPr>
+        <w:t xml:space="preserve"> SELECT, FROM, WHERE, GROUP BY, HAVING, ORDER BY</w:t>
       </w:r>
     </w:p>
     <w:p>
@@ -3420,6 +5086,7 @@
           <w:lang w:eastAsia="ko-KR"/>
         </w:rPr>
       </w:pPr>
+      <w:proofErr w:type="gramStart"/>
       <w:r>
         <w:rPr>
           <w:b/>
@@ -3443,7 +5110,16 @@
           <w:sz w:val="21"/>
           <w:lang w:eastAsia="ko-KR"/>
         </w:rPr>
-        <w:t xml:space="preserve">. </w:t>
+        <w:t>.</w:t>
+      </w:r>
+      <w:proofErr w:type="gramEnd"/>
+      <w:r>
+        <w:rPr>
+          <w:b/>
+          <w:sz w:val="21"/>
+          <w:lang w:eastAsia="ko-KR"/>
+        </w:rPr>
+        <w:t xml:space="preserve"> </w:t>
       </w:r>
       <w:r>
         <w:rPr>
@@ -3504,7 +5180,7 @@
     <w:sectPr>
       <w:footerReference w:type="default" r:id="rId8"/>
       <w:pgSz w:w="11906" w:h="16838"/>
-      <w:pgMar w:top="964" w:right="1020" w:bottom="850" w:left="1020" w:header="720" w:footer="720" w:gutter="0"/>
+      <w:pgMar w:top="720" w:right="720" w:bottom="720" w:left="720" w:header="720" w:footer="720" w:gutter="0"/>
       <w:cols w:space="720"/>
       <w:docGrid w:linePitch="360"/>
     </w:sectPr>

--- a/downloads/SQL_Quiz_Questions.docx
+++ b/downloads/SQL_Quiz_Questions.docx
@@ -4773,23 +4773,30 @@
           <w:lang w:eastAsia="ko-KR"/>
         </w:rPr>
       </w:pPr>
-      <w:proofErr w:type="gramStart"/>
       <w:r>
         <w:rPr>
           <w:b/>
           <w:sz w:val="21"/>
           <w:lang w:eastAsia="ko-KR"/>
         </w:rPr>
-        <w:t>문제 .</w:t>
-      </w:r>
-      <w:proofErr w:type="gramEnd"/>
-      <w:r>
-        <w:rPr>
+        <w:t>문제</w:t>
+      </w:r>
+      <w:r>
+        <w:rPr>
+          <w:rFonts w:hint="eastAsia"/>
           <w:b/>
           <w:sz w:val="21"/>
           <w:lang w:eastAsia="ko-KR"/>
         </w:rPr>
-        <w:t xml:space="preserve"> </w:t>
+        <w:t>21</w:t>
+      </w:r>
+      <w:r>
+        <w:rPr>
+          <w:b/>
+          <w:sz w:val="21"/>
+          <w:lang w:eastAsia="ko-KR"/>
+        </w:rPr>
+        <w:t xml:space="preserve"> . </w:t>
       </w:r>
       <w:r>
         <w:rPr>
@@ -4934,7 +4941,25 @@
           <w:sz w:val="21"/>
           <w:lang w:eastAsia="ko-KR"/>
         </w:rPr>
-        <w:t xml:space="preserve"> .</w:t>
+        <w:t xml:space="preserve"> </w:t>
+      </w:r>
+      <w:r>
+        <w:rPr>
+          <w:rFonts w:hint="eastAsia"/>
+          <w:b/>
+          <w:sz w:val="21"/>
+          <w:lang w:eastAsia="ko-KR"/>
+        </w:rPr>
+        <w:t>22</w:t>
+      </w:r>
+      <w:r>
+        <w:rPr>
+          <w:rFonts w:hint="eastAsia"/>
+          <w:b/>
+          <w:sz w:val="21"/>
+          <w:lang w:eastAsia="ko-KR"/>
+        </w:rPr>
+        <w:t>.</w:t>
       </w:r>
       <w:proofErr w:type="gramEnd"/>
       <w:r>
@@ -5103,6 +5128,15 @@
           <w:lang w:eastAsia="ko-KR"/>
         </w:rPr>
         <w:t xml:space="preserve"> </w:t>
+      </w:r>
+      <w:r>
+        <w:rPr>
+          <w:rFonts w:hint="eastAsia"/>
+          <w:b/>
+          <w:sz w:val="21"/>
+          <w:lang w:eastAsia="ko-KR"/>
+        </w:rPr>
+        <w:t>23</w:t>
       </w:r>
       <w:r>
         <w:rPr>
